--- a/docs/user-guide/en/pages/10-earlywarning.docx
+++ b/docs/user-guide/en/pages/10-earlywarning.docx
@@ -65,7 +65,7 @@
       <w:r>
         <w:drawing>
           <wp:inline distT="0" distB="0" distL="0" distR="0">
-            <wp:extent cx="5715000" cy="323850"/>
+            <wp:extent cx="6953250" cy="400050"/>
             <wp:effectExtent t="0" r="0" b="0" l="0"/>
             <wp:docPr id="1" name="" descr="" title=""/>
             <wp:cNvGraphicFramePr>
@@ -90,7 +90,7 @@
                   <pic:spPr bwMode="auto">
                     <a:xfrm>
                       <a:off x="0" y="0"/>
-                      <a:ext cx="5715000" cy="323850"/>
+                      <a:ext cx="6953250" cy="400050"/>
                     </a:xfrm>
                     <a:prstGeom prst="rect">
                       <a:avLst/>
@@ -105,7 +105,7 @@
     </w:p>
     <w:p>
       <w:pPr>
-        <w:spacing w:after="90" w:line="290"/>
+        <w:spacing w:after="70" w:line="270"/>
       </w:pPr>
       <w:r>
         <w:rPr>
@@ -127,7 +127,7 @@
     </w:p>
     <w:tbl>
       <w:tblPr>
-        <w:tblW w:type="dxa" w:w="9399"/>
+        <w:tblW w:type="dxa" w:w="10998"/>
         <w:jc w:val="center"/>
         <w:tblBorders>
           <w:top w:val="single" w:color="auto" w:sz="4"/>
@@ -139,9 +139,9 @@
         </w:tblBorders>
       </w:tblPr>
       <w:tblGrid>
-        <w:gridCol w:w="3133"/>
-        <w:gridCol w:w="3133"/>
-        <w:gridCol w:w="3133"/>
+        <w:gridCol w:w="3666"/>
+        <w:gridCol w:w="3666"/>
+        <w:gridCol w:w="3666"/>
       </w:tblGrid>
       <w:tr>
         <w:trPr>
@@ -149,7 +149,7 @@
         </w:trPr>
         <w:tc>
           <w:tcPr>
-            <w:tcW w:type="dxa" w:w="3133"/>
+            <w:tcW w:type="dxa" w:w="3666"/>
             <w:tcBorders>
               <w:top w:val="none" w:color="FFFFFF" w:sz="0"/>
               <w:left w:val="none" w:color="FFFFFF" w:sz="0"/>
@@ -170,7 +170,7 @@
             <w:r>
               <w:drawing>
                 <wp:inline distT="0" distB="0" distL="0" distR="0">
-                  <wp:extent cx="1809750" cy="971550"/>
+                  <wp:extent cx="2171700" cy="1162050"/>
                   <wp:effectExtent t="0" r="0" b="0" l="0"/>
                   <wp:docPr id="1" name="" descr="" title=""/>
                   <wp:cNvGraphicFramePr>
@@ -195,7 +195,7 @@
                         <pic:spPr bwMode="auto">
                           <a:xfrm>
                             <a:off x="0" y="0"/>
-                            <a:ext cx="1809750" cy="971550"/>
+                            <a:ext cx="2171700" cy="1162050"/>
                           </a:xfrm>
                           <a:prstGeom prst="rect">
                             <a:avLst/>
@@ -211,7 +211,7 @@
         </w:tc>
         <w:tc>
           <w:tcPr>
-            <w:tcW w:type="dxa" w:w="3133"/>
+            <w:tcW w:type="dxa" w:w="3666"/>
             <w:tcBorders>
               <w:top w:val="none" w:color="FFFFFF" w:sz="0"/>
               <w:left w:val="none" w:color="FFFFFF" w:sz="0"/>
@@ -232,7 +232,7 @@
             <w:r>
               <w:drawing>
                 <wp:inline distT="0" distB="0" distL="0" distR="0">
-                  <wp:extent cx="1809750" cy="971550"/>
+                  <wp:extent cx="2171700" cy="1162050"/>
                   <wp:effectExtent t="0" r="0" b="0" l="0"/>
                   <wp:docPr id="1" name="" descr="" title=""/>
                   <wp:cNvGraphicFramePr>
@@ -257,7 +257,7 @@
                         <pic:spPr bwMode="auto">
                           <a:xfrm>
                             <a:off x="0" y="0"/>
-                            <a:ext cx="1809750" cy="971550"/>
+                            <a:ext cx="2171700" cy="1162050"/>
                           </a:xfrm>
                           <a:prstGeom prst="rect">
                             <a:avLst/>
@@ -273,7 +273,7 @@
         </w:tc>
         <w:tc>
           <w:tcPr>
-            <w:tcW w:type="dxa" w:w="3133"/>
+            <w:tcW w:type="dxa" w:w="3666"/>
             <w:tcBorders>
               <w:top w:val="none" w:color="FFFFFF" w:sz="0"/>
               <w:left w:val="none" w:color="FFFFFF" w:sz="0"/>
@@ -294,7 +294,7 @@
             <w:r>
               <w:drawing>
                 <wp:inline distT="0" distB="0" distL="0" distR="0">
-                  <wp:extent cx="1809750" cy="971550"/>
+                  <wp:extent cx="2171700" cy="1162050"/>
                   <wp:effectExtent t="0" r="0" b="0" l="0"/>
                   <wp:docPr id="1" name="" descr="" title=""/>
                   <wp:cNvGraphicFramePr>
@@ -319,7 +319,7 @@
                         <pic:spPr bwMode="auto">
                           <a:xfrm>
                             <a:off x="0" y="0"/>
-                            <a:ext cx="1809750" cy="971550"/>
+                            <a:ext cx="2171700" cy="1162050"/>
                           </a:xfrm>
                           <a:prstGeom prst="rect">
                             <a:avLst/>
@@ -340,7 +340,7 @@
         </w:trPr>
         <w:tc>
           <w:tcPr>
-            <w:tcW w:type="dxa" w:w="3133"/>
+            <w:tcW w:type="dxa" w:w="3666"/>
             <w:tcBorders>
               <w:top w:val="none" w:color="FFFFFF" w:sz="0"/>
               <w:left w:val="none" w:color="FFFFFF" w:sz="0"/>
@@ -361,7 +361,7 @@
             <w:r>
               <w:drawing>
                 <wp:inline distT="0" distB="0" distL="0" distR="0">
-                  <wp:extent cx="1809750" cy="971550"/>
+                  <wp:extent cx="2171700" cy="1162050"/>
                   <wp:effectExtent t="0" r="0" b="0" l="0"/>
                   <wp:docPr id="1" name="" descr="" title=""/>
                   <wp:cNvGraphicFramePr>
@@ -386,7 +386,7 @@
                         <pic:spPr bwMode="auto">
                           <a:xfrm>
                             <a:off x="0" y="0"/>
-                            <a:ext cx="1809750" cy="971550"/>
+                            <a:ext cx="2171700" cy="1162050"/>
                           </a:xfrm>
                           <a:prstGeom prst="rect">
                             <a:avLst/>
@@ -402,7 +402,7 @@
         </w:tc>
         <w:tc>
           <w:tcPr>
-            <w:tcW w:type="dxa" w:w="3133"/>
+            <w:tcW w:type="dxa" w:w="3666"/>
             <w:tcBorders>
               <w:top w:val="none" w:color="FFFFFF" w:sz="0"/>
               <w:left w:val="none" w:color="FFFFFF" w:sz="0"/>
@@ -420,7 +420,7 @@
         </w:tc>
         <w:tc>
           <w:tcPr>
-            <w:tcW w:type="dxa" w:w="3133"/>
+            <w:tcW w:type="dxa" w:w="3666"/>
             <w:tcBorders>
               <w:top w:val="none" w:color="FFFFFF" w:sz="0"/>
               <w:left w:val="none" w:color="FFFFFF" w:sz="0"/>
@@ -494,7 +494,7 @@
       <w:r>
         <w:drawing>
           <wp:inline distT="0" distB="0" distL="0" distR="0">
-            <wp:extent cx="5715000" cy="790575"/>
+            <wp:extent cx="6953250" cy="962025"/>
             <wp:effectExtent t="0" r="0" b="0" l="0"/>
             <wp:docPr id="1" name="" descr="" title=""/>
             <wp:cNvGraphicFramePr>
@@ -519,7 +519,7 @@
                   <pic:spPr bwMode="auto">
                     <a:xfrm>
                       <a:off x="0" y="0"/>
-                      <a:ext cx="5715000" cy="790575"/>
+                      <a:ext cx="6953250" cy="962025"/>
                     </a:xfrm>
                     <a:prstGeom prst="rect">
                       <a:avLst/>
@@ -534,7 +534,7 @@
     </w:p>
     <w:p>
       <w:pPr>
-        <w:spacing w:after="90" w:line="290"/>
+        <w:spacing w:after="70" w:line="270"/>
       </w:pPr>
       <w:r>
         <w:rPr>
@@ -554,56 +554,185 @@
         <w:t xml:space="preserve">Step 4 - What is driving the risk?</w:t>
       </w:r>
     </w:p>
-    <w:p>
-      <w:pPr>
-        <w:keepNext/>
-        <w:spacing w:after="120" w:before="60"/>
+    <w:tbl>
+      <w:tblPr>
+        <w:tblW w:type="dxa" w:w="11000"/>
         <w:jc w:val="center"/>
-      </w:pPr>
-      <w:r>
-        <w:drawing>
-          <wp:inline distT="0" distB="0" distL="0" distR="0">
-            <wp:extent cx="5715000" cy="3276600"/>
-            <wp:effectExtent t="0" r="0" b="0" l="0"/>
-            <wp:docPr id="1" name="" descr="" title=""/>
-            <wp:cNvGraphicFramePr>
-              <a:graphicFrameLocks xmlns:a="http://schemas.openxmlformats.org/drawingml/2006/main" noChangeAspect="1"/>
-            </wp:cNvGraphicFramePr>
-            <a:graphic xmlns:a="http://schemas.openxmlformats.org/drawingml/2006/main">
-              <a:graphicData uri="http://schemas.openxmlformats.org/drawingml/2006/picture">
-                <pic:pic xmlns:pic="http://schemas.openxmlformats.org/drawingml/2006/picture">
-                  <pic:nvPicPr>
-                    <pic:cNvPr id="0" name="" descr=""/>
-                    <pic:cNvPicPr>
-                      <a:picLocks noChangeAspect="1" noChangeArrowheads="1"/>
-                    </pic:cNvPicPr>
-                  </pic:nvPicPr>
-                  <pic:blipFill>
-                    <a:blip r:embed="rId15" cstate="none"/>
-                    <a:srcRect/>
-                    <a:stretch>
-                      <a:fillRect/>
-                    </a:stretch>
-                  </pic:blipFill>
-                  <pic:spPr bwMode="auto">
-                    <a:xfrm>
-                      <a:off x="0" y="0"/>
-                      <a:ext cx="5715000" cy="3276600"/>
-                    </a:xfrm>
-                    <a:prstGeom prst="rect">
-                      <a:avLst/>
-                    </a:prstGeom>
-                  </pic:spPr>
-                </pic:pic>
-              </a:graphicData>
-            </a:graphic>
-          </wp:inline>
-        </w:drawing>
-      </w:r>
-    </w:p>
-    <w:p>
-      <w:pPr>
-        <w:spacing w:after="90" w:line="290"/>
+        <w:tblBorders>
+          <w:top w:val="single" w:color="auto" w:sz="4"/>
+          <w:left w:val="single" w:color="auto" w:sz="4"/>
+          <w:bottom w:val="single" w:color="auto" w:sz="4"/>
+          <w:right w:val="single" w:color="auto" w:sz="4"/>
+          <w:insideH w:val="single" w:color="auto" w:sz="4"/>
+          <w:insideV w:val="single" w:color="auto" w:sz="4"/>
+        </w:tblBorders>
+      </w:tblPr>
+      <w:tblGrid>
+        <w:gridCol w:w="5500"/>
+        <w:gridCol w:w="5500"/>
+      </w:tblGrid>
+      <w:tr>
+        <w:tc>
+          <w:tcPr>
+            <w:tcW w:type="dxa" w:w="5500"/>
+            <w:tcBorders>
+              <w:top w:val="none" w:color="FFFFFF" w:sz="0"/>
+              <w:left w:val="none" w:color="FFFFFF" w:sz="0"/>
+              <w:bottom w:val="none" w:color="FFFFFF" w:sz="0"/>
+              <w:right w:val="none" w:color="FFFFFF" w:sz="0"/>
+            </w:tcBorders>
+            <w:tcMar>
+              <w:top w:type="dxa" w:w="40"/>
+              <w:left w:type="dxa" w:w="70"/>
+              <w:bottom w:type="dxa" w:w="60"/>
+              <w:right w:type="dxa" w:w="70"/>
+            </w:tcMar>
+          </w:tcPr>
+          <w:p>
+            <w:pPr>
+              <w:keepNext/>
+              <w:spacing w:after="120" w:before="60"/>
+              <w:jc w:val="center"/>
+            </w:pPr>
+            <w:r>
+              <w:drawing>
+                <wp:inline distT="0" distB="0" distL="0" distR="0">
+                  <wp:extent cx="3286125" cy="1885950"/>
+                  <wp:effectExtent t="0" r="0" b="0" l="0"/>
+                  <wp:docPr id="1" name="" descr="" title=""/>
+                  <wp:cNvGraphicFramePr>
+                    <a:graphicFrameLocks xmlns:a="http://schemas.openxmlformats.org/drawingml/2006/main" noChangeAspect="1"/>
+                  </wp:cNvGraphicFramePr>
+                  <a:graphic xmlns:a="http://schemas.openxmlformats.org/drawingml/2006/main">
+                    <a:graphicData uri="http://schemas.openxmlformats.org/drawingml/2006/picture">
+                      <pic:pic xmlns:pic="http://schemas.openxmlformats.org/drawingml/2006/picture">
+                        <pic:nvPicPr>
+                          <pic:cNvPr id="0" name="" descr=""/>
+                          <pic:cNvPicPr>
+                            <a:picLocks noChangeAspect="1" noChangeArrowheads="1"/>
+                          </pic:cNvPicPr>
+                        </pic:nvPicPr>
+                        <pic:blipFill>
+                          <a:blip r:embed="rId15" cstate="none"/>
+                          <a:srcRect/>
+                          <a:stretch>
+                            <a:fillRect/>
+                          </a:stretch>
+                        </pic:blipFill>
+                        <pic:spPr bwMode="auto">
+                          <a:xfrm>
+                            <a:off x="0" y="0"/>
+                            <a:ext cx="3286125" cy="1885950"/>
+                          </a:xfrm>
+                          <a:prstGeom prst="rect">
+                            <a:avLst/>
+                          </a:prstGeom>
+                        </pic:spPr>
+                      </pic:pic>
+                    </a:graphicData>
+                  </a:graphic>
+                </wp:inline>
+              </w:drawing>
+            </w:r>
+          </w:p>
+          <w:p>
+            <w:pPr>
+              <w:spacing w:after="70" w:line="270"/>
+            </w:pPr>
+            <w:r>
+              <w:rPr>
+                <w:rFonts w:ascii="Arial" w:cs="Arial" w:eastAsia="Arial" w:hAnsi="Arial"/>
+                <w:color w:val="27251F"/>
+                <w:sz w:val="21"/>
+                <w:szCs w:val="21"/>
+              </w:rPr>
+              <w:t xml:space="preserve">Which risk signal (reason) is driving flags most often across the watch list right now.</w:t>
+            </w:r>
+          </w:p>
+        </w:tc>
+        <w:tc>
+          <w:tcPr>
+            <w:tcW w:type="dxa" w:w="5500"/>
+            <w:tcBorders>
+              <w:top w:val="none" w:color="FFFFFF" w:sz="0"/>
+              <w:left w:val="none" w:color="FFFFFF" w:sz="0"/>
+              <w:bottom w:val="none" w:color="FFFFFF" w:sz="0"/>
+              <w:right w:val="none" w:color="FFFFFF" w:sz="0"/>
+            </w:tcBorders>
+            <w:tcMar>
+              <w:top w:type="dxa" w:w="40"/>
+              <w:left w:type="dxa" w:w="70"/>
+              <w:bottom w:type="dxa" w:w="60"/>
+              <w:right w:type="dxa" w:w="70"/>
+            </w:tcMar>
+          </w:tcPr>
+          <w:p>
+            <w:pPr>
+              <w:keepNext/>
+              <w:spacing w:after="120" w:before="60"/>
+              <w:jc w:val="center"/>
+            </w:pPr>
+            <w:r>
+              <w:drawing>
+                <wp:inline distT="0" distB="0" distL="0" distR="0">
+                  <wp:extent cx="3286125" cy="1885950"/>
+                  <wp:effectExtent t="0" r="0" b="0" l="0"/>
+                  <wp:docPr id="1" name="" descr="" title=""/>
+                  <wp:cNvGraphicFramePr>
+                    <a:graphicFrameLocks xmlns:a="http://schemas.openxmlformats.org/drawingml/2006/main" noChangeAspect="1"/>
+                  </wp:cNvGraphicFramePr>
+                  <a:graphic xmlns:a="http://schemas.openxmlformats.org/drawingml/2006/main">
+                    <a:graphicData uri="http://schemas.openxmlformats.org/drawingml/2006/picture">
+                      <pic:pic xmlns:pic="http://schemas.openxmlformats.org/drawingml/2006/picture">
+                        <pic:nvPicPr>
+                          <pic:cNvPr id="0" name="" descr=""/>
+                          <pic:cNvPicPr>
+                            <a:picLocks noChangeAspect="1" noChangeArrowheads="1"/>
+                          </pic:cNvPicPr>
+                        </pic:nvPicPr>
+                        <pic:blipFill>
+                          <a:blip r:embed="rId16" cstate="none"/>
+                          <a:srcRect/>
+                          <a:stretch>
+                            <a:fillRect/>
+                          </a:stretch>
+                        </pic:blipFill>
+                        <pic:spPr bwMode="auto">
+                          <a:xfrm>
+                            <a:off x="0" y="0"/>
+                            <a:ext cx="3286125" cy="1885950"/>
+                          </a:xfrm>
+                          <a:prstGeom prst="rect">
+                            <a:avLst/>
+                          </a:prstGeom>
+                        </pic:spPr>
+                      </pic:pic>
+                    </a:graphicData>
+                  </a:graphic>
+                </wp:inline>
+              </w:drawing>
+            </w:r>
+          </w:p>
+          <w:p>
+            <w:pPr>
+              <w:spacing w:after="70" w:line="270"/>
+            </w:pPr>
+            <w:r>
+              <w:rPr>
+                <w:rFonts w:ascii="Arial" w:cs="Arial" w:eastAsia="Arial" w:hAnsi="Arial"/>
+                <w:color w:val="27251F"/>
+                <w:sz w:val="21"/>
+                <w:szCs w:val="21"/>
+              </w:rPr>
+              <w:t xml:space="preserve">How many watch-listed employees fall into each star rating (1 through 5), so you can see the overall risk distribution.</w:t>
+            </w:r>
+          </w:p>
+        </w:tc>
+      </w:tr>
+    </w:tbl>
+    <w:p>
+      <w:pPr>
+        <w:spacing w:after="30"/>
       </w:pPr>
       <w:r>
         <w:rPr>
@@ -612,59 +741,196 @@
           <w:sz w:val="21"/>
           <w:szCs w:val="21"/>
         </w:rPr>
-        <w:t xml:space="preserve">Which risk signal (reason) is driving flags most often across the watch list right now.</w:t>
-      </w:r>
-    </w:p>
-    <w:p>
-      <w:pPr>
-        <w:keepNext/>
-        <w:spacing w:after="120" w:before="60"/>
+        <w:t xml:space="preserve"/>
+      </w:r>
+    </w:p>
+    <w:p>
+      <w:pPr>
+        <w:pStyle w:val="Heading2"/>
+      </w:pPr>
+      <w:r>
+        <w:t xml:space="preserve">Step 5 - Where is the risk?</w:t>
+      </w:r>
+    </w:p>
+    <w:tbl>
+      <w:tblPr>
+        <w:tblW w:type="dxa" w:w="11000"/>
         <w:jc w:val="center"/>
-      </w:pPr>
-      <w:r>
-        <w:drawing>
-          <wp:inline distT="0" distB="0" distL="0" distR="0">
-            <wp:extent cx="5715000" cy="3276600"/>
-            <wp:effectExtent t="0" r="0" b="0" l="0"/>
-            <wp:docPr id="1" name="" descr="" title=""/>
-            <wp:cNvGraphicFramePr>
-              <a:graphicFrameLocks xmlns:a="http://schemas.openxmlformats.org/drawingml/2006/main" noChangeAspect="1"/>
-            </wp:cNvGraphicFramePr>
-            <a:graphic xmlns:a="http://schemas.openxmlformats.org/drawingml/2006/main">
-              <a:graphicData uri="http://schemas.openxmlformats.org/drawingml/2006/picture">
-                <pic:pic xmlns:pic="http://schemas.openxmlformats.org/drawingml/2006/picture">
-                  <pic:nvPicPr>
-                    <pic:cNvPr id="0" name="" descr=""/>
-                    <pic:cNvPicPr>
-                      <a:picLocks noChangeAspect="1" noChangeArrowheads="1"/>
-                    </pic:cNvPicPr>
-                  </pic:nvPicPr>
-                  <pic:blipFill>
-                    <a:blip r:embed="rId16" cstate="none"/>
-                    <a:srcRect/>
-                    <a:stretch>
-                      <a:fillRect/>
-                    </a:stretch>
-                  </pic:blipFill>
-                  <pic:spPr bwMode="auto">
-                    <a:xfrm>
-                      <a:off x="0" y="0"/>
-                      <a:ext cx="5715000" cy="3276600"/>
-                    </a:xfrm>
-                    <a:prstGeom prst="rect">
-                      <a:avLst/>
-                    </a:prstGeom>
-                  </pic:spPr>
-                </pic:pic>
-              </a:graphicData>
-            </a:graphic>
-          </wp:inline>
-        </w:drawing>
-      </w:r>
-    </w:p>
-    <w:p>
-      <w:pPr>
-        <w:spacing w:after="90" w:line="290"/>
+        <w:tblBorders>
+          <w:top w:val="single" w:color="auto" w:sz="4"/>
+          <w:left w:val="single" w:color="auto" w:sz="4"/>
+          <w:bottom w:val="single" w:color="auto" w:sz="4"/>
+          <w:right w:val="single" w:color="auto" w:sz="4"/>
+          <w:insideH w:val="single" w:color="auto" w:sz="4"/>
+          <w:insideV w:val="single" w:color="auto" w:sz="4"/>
+        </w:tblBorders>
+      </w:tblPr>
+      <w:tblGrid>
+        <w:gridCol w:w="5500"/>
+        <w:gridCol w:w="5500"/>
+      </w:tblGrid>
+      <w:tr>
+        <w:tc>
+          <w:tcPr>
+            <w:tcW w:type="dxa" w:w="5500"/>
+            <w:tcBorders>
+              <w:top w:val="none" w:color="FFFFFF" w:sz="0"/>
+              <w:left w:val="none" w:color="FFFFFF" w:sz="0"/>
+              <w:bottom w:val="none" w:color="FFFFFF" w:sz="0"/>
+              <w:right w:val="none" w:color="FFFFFF" w:sz="0"/>
+            </w:tcBorders>
+            <w:tcMar>
+              <w:top w:type="dxa" w:w="40"/>
+              <w:left w:type="dxa" w:w="70"/>
+              <w:bottom w:type="dxa" w:w="60"/>
+              <w:right w:type="dxa" w:w="70"/>
+            </w:tcMar>
+          </w:tcPr>
+          <w:p>
+            <w:pPr>
+              <w:keepNext/>
+              <w:spacing w:after="120" w:before="60"/>
+              <w:jc w:val="center"/>
+            </w:pPr>
+            <w:r>
+              <w:drawing>
+                <wp:inline distT="0" distB="0" distL="0" distR="0">
+                  <wp:extent cx="3286125" cy="1885950"/>
+                  <wp:effectExtent t="0" r="0" b="0" l="0"/>
+                  <wp:docPr id="1" name="" descr="" title=""/>
+                  <wp:cNvGraphicFramePr>
+                    <a:graphicFrameLocks xmlns:a="http://schemas.openxmlformats.org/drawingml/2006/main" noChangeAspect="1"/>
+                  </wp:cNvGraphicFramePr>
+                  <a:graphic xmlns:a="http://schemas.openxmlformats.org/drawingml/2006/main">
+                    <a:graphicData uri="http://schemas.openxmlformats.org/drawingml/2006/picture">
+                      <pic:pic xmlns:pic="http://schemas.openxmlformats.org/drawingml/2006/picture">
+                        <pic:nvPicPr>
+                          <pic:cNvPr id="0" name="" descr=""/>
+                          <pic:cNvPicPr>
+                            <a:picLocks noChangeAspect="1" noChangeArrowheads="1"/>
+                          </pic:cNvPicPr>
+                        </pic:nvPicPr>
+                        <pic:blipFill>
+                          <a:blip r:embed="rId17" cstate="none"/>
+                          <a:srcRect/>
+                          <a:stretch>
+                            <a:fillRect/>
+                          </a:stretch>
+                        </pic:blipFill>
+                        <pic:spPr bwMode="auto">
+                          <a:xfrm>
+                            <a:off x="0" y="0"/>
+                            <a:ext cx="3286125" cy="1885950"/>
+                          </a:xfrm>
+                          <a:prstGeom prst="rect">
+                            <a:avLst/>
+                          </a:prstGeom>
+                        </pic:spPr>
+                      </pic:pic>
+                    </a:graphicData>
+                  </a:graphic>
+                </wp:inline>
+              </w:drawing>
+            </w:r>
+          </w:p>
+          <w:p>
+            <w:pPr>
+              <w:spacing w:after="70" w:line="270"/>
+            </w:pPr>
+            <w:r>
+              <w:rPr>
+                <w:rFonts w:ascii="Arial" w:cs="Arial" w:eastAsia="Arial" w:hAnsi="Arial"/>
+                <w:color w:val="27251F"/>
+                <w:sz w:val="21"/>
+                <w:szCs w:val="21"/>
+              </w:rPr>
+              <w:t xml:space="preserve">Watch-listed employees grouped by store, so you can see which stores carry the most flight-risk headcount right now.</w:t>
+            </w:r>
+          </w:p>
+        </w:tc>
+        <w:tc>
+          <w:tcPr>
+            <w:tcW w:type="dxa" w:w="5500"/>
+            <w:tcBorders>
+              <w:top w:val="none" w:color="FFFFFF" w:sz="0"/>
+              <w:left w:val="none" w:color="FFFFFF" w:sz="0"/>
+              <w:bottom w:val="none" w:color="FFFFFF" w:sz="0"/>
+              <w:right w:val="none" w:color="FFFFFF" w:sz="0"/>
+            </w:tcBorders>
+            <w:tcMar>
+              <w:top w:type="dxa" w:w="40"/>
+              <w:left w:type="dxa" w:w="70"/>
+              <w:bottom w:type="dxa" w:w="60"/>
+              <w:right w:type="dxa" w:w="70"/>
+            </w:tcMar>
+          </w:tcPr>
+          <w:p>
+            <w:pPr>
+              <w:keepNext/>
+              <w:spacing w:after="120" w:before="60"/>
+              <w:jc w:val="center"/>
+            </w:pPr>
+            <w:r>
+              <w:drawing>
+                <wp:inline distT="0" distB="0" distL="0" distR="0">
+                  <wp:extent cx="3286125" cy="1885950"/>
+                  <wp:effectExtent t="0" r="0" b="0" l="0"/>
+                  <wp:docPr id="1" name="" descr="" title=""/>
+                  <wp:cNvGraphicFramePr>
+                    <a:graphicFrameLocks xmlns:a="http://schemas.openxmlformats.org/drawingml/2006/main" noChangeAspect="1"/>
+                  </wp:cNvGraphicFramePr>
+                  <a:graphic xmlns:a="http://schemas.openxmlformats.org/drawingml/2006/main">
+                    <a:graphicData uri="http://schemas.openxmlformats.org/drawingml/2006/picture">
+                      <pic:pic xmlns:pic="http://schemas.openxmlformats.org/drawingml/2006/picture">
+                        <pic:nvPicPr>
+                          <pic:cNvPr id="0" name="" descr=""/>
+                          <pic:cNvPicPr>
+                            <a:picLocks noChangeAspect="1" noChangeArrowheads="1"/>
+                          </pic:cNvPicPr>
+                        </pic:nvPicPr>
+                        <pic:blipFill>
+                          <a:blip r:embed="rId18" cstate="none"/>
+                          <a:srcRect/>
+                          <a:stretch>
+                            <a:fillRect/>
+                          </a:stretch>
+                        </pic:blipFill>
+                        <pic:spPr bwMode="auto">
+                          <a:xfrm>
+                            <a:off x="0" y="0"/>
+                            <a:ext cx="3286125" cy="1885950"/>
+                          </a:xfrm>
+                          <a:prstGeom prst="rect">
+                            <a:avLst/>
+                          </a:prstGeom>
+                        </pic:spPr>
+                      </pic:pic>
+                    </a:graphicData>
+                  </a:graphic>
+                </wp:inline>
+              </w:drawing>
+            </w:r>
+          </w:p>
+          <w:p>
+            <w:pPr>
+              <w:spacing w:after="70" w:line="270"/>
+            </w:pPr>
+            <w:r>
+              <w:rPr>
+                <w:rFonts w:ascii="Arial" w:cs="Arial" w:eastAsia="Arial" w:hAnsi="Arial"/>
+                <w:color w:val="27251F"/>
+                <w:sz w:val="21"/>
+                <w:szCs w:val="21"/>
+              </w:rPr>
+              <w:t xml:space="preserve">Only the highest-risk (4-5 star) employees, grouped by store.</w:t>
+            </w:r>
+          </w:p>
+        </w:tc>
+      </w:tr>
+    </w:tbl>
+    <w:p>
+      <w:pPr>
+        <w:spacing w:after="30"/>
       </w:pPr>
       <w:r>
         <w:rPr>
@@ -673,67 +939,152 @@
           <w:sz w:val="21"/>
           <w:szCs w:val="21"/>
         </w:rPr>
-        <w:t xml:space="preserve">How many watch-listed employees fall into each star rating (1 through 5), so you can see the overall risk distribution.</w:t>
-      </w:r>
-    </w:p>
-    <w:p>
-      <w:pPr>
-        <w:pStyle w:val="Heading2"/>
-      </w:pPr>
-      <w:r>
-        <w:t xml:space="preserve">Step 5 - Where is the risk?</w:t>
-      </w:r>
-    </w:p>
-    <w:p>
-      <w:pPr>
-        <w:keepNext/>
-        <w:spacing w:after="120" w:before="60"/>
+        <w:t xml:space="preserve"/>
+      </w:r>
+    </w:p>
+    <w:tbl>
+      <w:tblPr>
+        <w:tblW w:type="dxa" w:w="11000"/>
         <w:jc w:val="center"/>
-      </w:pPr>
-      <w:r>
-        <w:drawing>
-          <wp:inline distT="0" distB="0" distL="0" distR="0">
-            <wp:extent cx="5715000" cy="3276600"/>
-            <wp:effectExtent t="0" r="0" b="0" l="0"/>
-            <wp:docPr id="1" name="" descr="" title=""/>
-            <wp:cNvGraphicFramePr>
-              <a:graphicFrameLocks xmlns:a="http://schemas.openxmlformats.org/drawingml/2006/main" noChangeAspect="1"/>
-            </wp:cNvGraphicFramePr>
-            <a:graphic xmlns:a="http://schemas.openxmlformats.org/drawingml/2006/main">
-              <a:graphicData uri="http://schemas.openxmlformats.org/drawingml/2006/picture">
-                <pic:pic xmlns:pic="http://schemas.openxmlformats.org/drawingml/2006/picture">
-                  <pic:nvPicPr>
-                    <pic:cNvPr id="0" name="" descr=""/>
-                    <pic:cNvPicPr>
-                      <a:picLocks noChangeAspect="1" noChangeArrowheads="1"/>
-                    </pic:cNvPicPr>
-                  </pic:nvPicPr>
-                  <pic:blipFill>
-                    <a:blip r:embed="rId17" cstate="none"/>
-                    <a:srcRect/>
-                    <a:stretch>
-                      <a:fillRect/>
-                    </a:stretch>
-                  </pic:blipFill>
-                  <pic:spPr bwMode="auto">
-                    <a:xfrm>
-                      <a:off x="0" y="0"/>
-                      <a:ext cx="5715000" cy="3276600"/>
-                    </a:xfrm>
-                    <a:prstGeom prst="rect">
-                      <a:avLst/>
-                    </a:prstGeom>
-                  </pic:spPr>
-                </pic:pic>
-              </a:graphicData>
-            </a:graphic>
-          </wp:inline>
-        </w:drawing>
-      </w:r>
-    </w:p>
-    <w:p>
-      <w:pPr>
-        <w:spacing w:after="90" w:line="290"/>
+        <w:tblBorders>
+          <w:top w:val="single" w:color="auto" w:sz="4"/>
+          <w:left w:val="single" w:color="auto" w:sz="4"/>
+          <w:bottom w:val="single" w:color="auto" w:sz="4"/>
+          <w:right w:val="single" w:color="auto" w:sz="4"/>
+          <w:insideH w:val="single" w:color="auto" w:sz="4"/>
+          <w:insideV w:val="single" w:color="auto" w:sz="4"/>
+        </w:tblBorders>
+      </w:tblPr>
+      <w:tblGrid>
+        <w:gridCol w:w="5500"/>
+        <w:gridCol w:w="5500"/>
+      </w:tblGrid>
+      <w:tr>
+        <w:tc>
+          <w:tcPr>
+            <w:tcW w:type="dxa" w:w="5500"/>
+            <w:tcBorders>
+              <w:top w:val="none" w:color="FFFFFF" w:sz="0"/>
+              <w:left w:val="none" w:color="FFFFFF" w:sz="0"/>
+              <w:bottom w:val="none" w:color="FFFFFF" w:sz="0"/>
+              <w:right w:val="none" w:color="FFFFFF" w:sz="0"/>
+            </w:tcBorders>
+            <w:tcMar>
+              <w:top w:type="dxa" w:w="40"/>
+              <w:left w:type="dxa" w:w="70"/>
+              <w:bottom w:type="dxa" w:w="60"/>
+              <w:right w:type="dxa" w:w="70"/>
+            </w:tcMar>
+          </w:tcPr>
+          <w:p>
+            <w:pPr>
+              <w:keepNext/>
+              <w:spacing w:after="120" w:before="60"/>
+              <w:jc w:val="center"/>
+            </w:pPr>
+            <w:r>
+              <w:drawing>
+                <wp:inline distT="0" distB="0" distL="0" distR="0">
+                  <wp:extent cx="3286125" cy="1885950"/>
+                  <wp:effectExtent t="0" r="0" b="0" l="0"/>
+                  <wp:docPr id="1" name="" descr="" title=""/>
+                  <wp:cNvGraphicFramePr>
+                    <a:graphicFrameLocks xmlns:a="http://schemas.openxmlformats.org/drawingml/2006/main" noChangeAspect="1"/>
+                  </wp:cNvGraphicFramePr>
+                  <a:graphic xmlns:a="http://schemas.openxmlformats.org/drawingml/2006/main">
+                    <a:graphicData uri="http://schemas.openxmlformats.org/drawingml/2006/picture">
+                      <pic:pic xmlns:pic="http://schemas.openxmlformats.org/drawingml/2006/picture">
+                        <pic:nvPicPr>
+                          <pic:cNvPr id="0" name="" descr=""/>
+                          <pic:cNvPicPr>
+                            <a:picLocks noChangeAspect="1" noChangeArrowheads="1"/>
+                          </pic:cNvPicPr>
+                        </pic:nvPicPr>
+                        <pic:blipFill>
+                          <a:blip r:embed="rId19" cstate="none"/>
+                          <a:srcRect/>
+                          <a:stretch>
+                            <a:fillRect/>
+                          </a:stretch>
+                        </pic:blipFill>
+                        <pic:spPr bwMode="auto">
+                          <a:xfrm>
+                            <a:off x="0" y="0"/>
+                            <a:ext cx="3286125" cy="1885950"/>
+                          </a:xfrm>
+                          <a:prstGeom prst="rect">
+                            <a:avLst/>
+                          </a:prstGeom>
+                        </pic:spPr>
+                      </pic:pic>
+                    </a:graphicData>
+                  </a:graphic>
+                </wp:inline>
+              </w:drawing>
+            </w:r>
+          </w:p>
+        </w:tc>
+        <w:tc>
+          <w:tcPr>
+            <w:tcW w:type="dxa" w:w="5500"/>
+            <w:tcBorders>
+              <w:top w:val="none" w:color="FFFFFF" w:sz="0"/>
+              <w:left w:val="none" w:color="FFFFFF" w:sz="0"/>
+              <w:bottom w:val="none" w:color="FFFFFF" w:sz="0"/>
+              <w:right w:val="none" w:color="FFFFFF" w:sz="0"/>
+            </w:tcBorders>
+            <w:tcMar>
+              <w:top w:type="dxa" w:w="40"/>
+              <w:left w:type="dxa" w:w="70"/>
+              <w:bottom w:type="dxa" w:w="60"/>
+              <w:right w:type="dxa" w:w="70"/>
+            </w:tcMar>
+          </w:tcPr>
+          <w:p>
+            <w:pPr>
+              <w:spacing w:after="70" w:line="270"/>
+            </w:pPr>
+            <w:r>
+              <w:rPr>
+                <w:rFonts w:ascii="Arial" w:cs="Arial" w:eastAsia="Arial" w:hAnsi="Arial"/>
+                <w:color w:val="27251F"/>
+                <w:sz w:val="21"/>
+                <w:szCs w:val="21"/>
+              </w:rPr>
+              <w:t xml:space="preserve">Watch-listed employees grouped by job title.</w:t>
+            </w:r>
+          </w:p>
+          <w:p>
+            <w:pPr>
+              <w:spacing w:after="90" w:line="290"/>
+            </w:pPr>
+            <w:r>
+              <w:rPr>
+                <w:rFonts w:ascii="Arial" w:cs="Arial" w:eastAsia="Arial" w:hAnsi="Arial"/>
+                <w:b/>
+                <w:bCs/>
+                <w:color w:val="27251F"/>
+                <w:sz w:val="21"/>
+                <w:szCs w:val="21"/>
+              </w:rPr>
+              <w:t xml:space="preserve">Then decide: </w:t>
+            </w:r>
+            <w:r>
+              <w:rPr>
+                <w:rFonts w:ascii="Arial" w:cs="Arial" w:eastAsia="Arial" w:hAnsi="Arial"/>
+                <w:color w:val="27251F"/>
+                <w:sz w:val="21"/>
+                <w:szCs w:val="21"/>
+              </w:rPr>
+              <w:t xml:space="preserve">start with the stores at the top of the high-risk chart and talk to their Operation Consultants.</w:t>
+            </w:r>
+          </w:p>
+        </w:tc>
+      </w:tr>
+    </w:tbl>
+    <w:p>
+      <w:pPr>
+        <w:spacing w:after="30"/>
       </w:pPr>
       <w:r>
         <w:rPr>
@@ -742,59 +1093,135 @@
           <w:sz w:val="21"/>
           <w:szCs w:val="21"/>
         </w:rPr>
-        <w:t xml:space="preserve">Watch-listed employees grouped by store, so you can see which stores carry the most flight-risk headcount right now.</w:t>
-      </w:r>
-    </w:p>
-    <w:p>
-      <w:pPr>
-        <w:keepNext/>
-        <w:spacing w:after="120" w:before="60"/>
+        <w:t xml:space="preserve"/>
+      </w:r>
+    </w:p>
+    <w:p>
+      <w:pPr>
+        <w:pStyle w:val="Heading2"/>
+      </w:pPr>
+      <w:r>
+        <w:t xml:space="preserve">Step 6 - Is the watch list growing?</w:t>
+      </w:r>
+    </w:p>
+    <w:tbl>
+      <w:tblPr>
+        <w:tblW w:type="dxa" w:w="11000"/>
         <w:jc w:val="center"/>
-      </w:pPr>
-      <w:r>
-        <w:drawing>
-          <wp:inline distT="0" distB="0" distL="0" distR="0">
-            <wp:extent cx="5715000" cy="3276600"/>
-            <wp:effectExtent t="0" r="0" b="0" l="0"/>
-            <wp:docPr id="1" name="" descr="" title=""/>
-            <wp:cNvGraphicFramePr>
-              <a:graphicFrameLocks xmlns:a="http://schemas.openxmlformats.org/drawingml/2006/main" noChangeAspect="1"/>
-            </wp:cNvGraphicFramePr>
-            <a:graphic xmlns:a="http://schemas.openxmlformats.org/drawingml/2006/main">
-              <a:graphicData uri="http://schemas.openxmlformats.org/drawingml/2006/picture">
-                <pic:pic xmlns:pic="http://schemas.openxmlformats.org/drawingml/2006/picture">
-                  <pic:nvPicPr>
-                    <pic:cNvPr id="0" name="" descr=""/>
-                    <pic:cNvPicPr>
-                      <a:picLocks noChangeAspect="1" noChangeArrowheads="1"/>
-                    </pic:cNvPicPr>
-                  </pic:nvPicPr>
-                  <pic:blipFill>
-                    <a:blip r:embed="rId18" cstate="none"/>
-                    <a:srcRect/>
-                    <a:stretch>
-                      <a:fillRect/>
-                    </a:stretch>
-                  </pic:blipFill>
-                  <pic:spPr bwMode="auto">
-                    <a:xfrm>
-                      <a:off x="0" y="0"/>
-                      <a:ext cx="5715000" cy="3276600"/>
-                    </a:xfrm>
-                    <a:prstGeom prst="rect">
-                      <a:avLst/>
-                    </a:prstGeom>
-                  </pic:spPr>
-                </pic:pic>
-              </a:graphicData>
-            </a:graphic>
-          </wp:inline>
-        </w:drawing>
-      </w:r>
-    </w:p>
-    <w:p>
-      <w:pPr>
-        <w:spacing w:after="90" w:line="290"/>
+        <w:tblBorders>
+          <w:top w:val="single" w:color="auto" w:sz="4"/>
+          <w:left w:val="single" w:color="auto" w:sz="4"/>
+          <w:bottom w:val="single" w:color="auto" w:sz="4"/>
+          <w:right w:val="single" w:color="auto" w:sz="4"/>
+          <w:insideH w:val="single" w:color="auto" w:sz="4"/>
+          <w:insideV w:val="single" w:color="auto" w:sz="4"/>
+        </w:tblBorders>
+      </w:tblPr>
+      <w:tblGrid>
+        <w:gridCol w:w="5500"/>
+        <w:gridCol w:w="5500"/>
+      </w:tblGrid>
+      <w:tr>
+        <w:tc>
+          <w:tcPr>
+            <w:tcW w:type="dxa" w:w="5500"/>
+            <w:tcBorders>
+              <w:top w:val="none" w:color="FFFFFF" w:sz="0"/>
+              <w:left w:val="none" w:color="FFFFFF" w:sz="0"/>
+              <w:bottom w:val="none" w:color="FFFFFF" w:sz="0"/>
+              <w:right w:val="none" w:color="FFFFFF" w:sz="0"/>
+            </w:tcBorders>
+            <w:tcMar>
+              <w:top w:type="dxa" w:w="40"/>
+              <w:left w:type="dxa" w:w="70"/>
+              <w:bottom w:type="dxa" w:w="60"/>
+              <w:right w:type="dxa" w:w="70"/>
+            </w:tcMar>
+          </w:tcPr>
+          <w:p>
+            <w:pPr>
+              <w:keepNext/>
+              <w:spacing w:after="120" w:before="60"/>
+              <w:jc w:val="center"/>
+            </w:pPr>
+            <w:r>
+              <w:drawing>
+                <wp:inline distT="0" distB="0" distL="0" distR="0">
+                  <wp:extent cx="3286125" cy="1885950"/>
+                  <wp:effectExtent t="0" r="0" b="0" l="0"/>
+                  <wp:docPr id="1" name="" descr="" title=""/>
+                  <wp:cNvGraphicFramePr>
+                    <a:graphicFrameLocks xmlns:a="http://schemas.openxmlformats.org/drawingml/2006/main" noChangeAspect="1"/>
+                  </wp:cNvGraphicFramePr>
+                  <a:graphic xmlns:a="http://schemas.openxmlformats.org/drawingml/2006/main">
+                    <a:graphicData uri="http://schemas.openxmlformats.org/drawingml/2006/picture">
+                      <pic:pic xmlns:pic="http://schemas.openxmlformats.org/drawingml/2006/picture">
+                        <pic:nvPicPr>
+                          <pic:cNvPr id="0" name="" descr=""/>
+                          <pic:cNvPicPr>
+                            <a:picLocks noChangeAspect="1" noChangeArrowheads="1"/>
+                          </pic:cNvPicPr>
+                        </pic:nvPicPr>
+                        <pic:blipFill>
+                          <a:blip r:embed="rId20" cstate="none"/>
+                          <a:srcRect/>
+                          <a:stretch>
+                            <a:fillRect/>
+                          </a:stretch>
+                        </pic:blipFill>
+                        <pic:spPr bwMode="auto">
+                          <a:xfrm>
+                            <a:off x="0" y="0"/>
+                            <a:ext cx="3286125" cy="1885950"/>
+                          </a:xfrm>
+                          <a:prstGeom prst="rect">
+                            <a:avLst/>
+                          </a:prstGeom>
+                        </pic:spPr>
+                      </pic:pic>
+                    </a:graphicData>
+                  </a:graphic>
+                </wp:inline>
+              </w:drawing>
+            </w:r>
+          </w:p>
+        </w:tc>
+        <w:tc>
+          <w:tcPr>
+            <w:tcW w:type="dxa" w:w="5500"/>
+            <w:tcBorders>
+              <w:top w:val="none" w:color="FFFFFF" w:sz="0"/>
+              <w:left w:val="none" w:color="FFFFFF" w:sz="0"/>
+              <w:bottom w:val="none" w:color="FFFFFF" w:sz="0"/>
+              <w:right w:val="none" w:color="FFFFFF" w:sz="0"/>
+            </w:tcBorders>
+            <w:tcMar>
+              <w:top w:type="dxa" w:w="40"/>
+              <w:left w:type="dxa" w:w="70"/>
+              <w:bottom w:type="dxa" w:w="60"/>
+              <w:right w:type="dxa" w:w="70"/>
+            </w:tcMar>
+          </w:tcPr>
+          <w:p>
+            <w:pPr>
+              <w:spacing w:after="70" w:line="270"/>
+            </w:pPr>
+            <w:r>
+              <w:rPr>
+                <w:rFonts w:ascii="Arial" w:cs="Arial" w:eastAsia="Arial" w:hAnsi="Arial"/>
+                <w:color w:val="27251F"/>
+                <w:sz w:val="21"/>
+                <w:szCs w:val="21"/>
+              </w:rPr>
+              <w:t xml:space="preserve">How the size of the watch list has trended over time.</w:t>
+            </w:r>
+          </w:p>
+        </w:tc>
+      </w:tr>
+    </w:tbl>
+    <w:p>
+      <w:pPr>
+        <w:spacing w:after="30"/>
       </w:pPr>
       <w:r>
         <w:rPr>
@@ -803,7 +1230,15 @@
           <w:sz w:val="21"/>
           <w:szCs w:val="21"/>
         </w:rPr>
-        <w:t xml:space="preserve">Only the highest-risk (4-5 star) employees, grouped by store.</w:t>
+        <w:t xml:space="preserve"/>
+      </w:r>
+    </w:p>
+    <w:p>
+      <w:pPr>
+        <w:pStyle w:val="Heading2"/>
+      </w:pPr>
+      <w:r>
+        <w:t xml:space="preserve">Step 7 - Who needs attention first?</w:t>
       </w:r>
     </w:p>
     <w:p>
@@ -815,170 +1250,7 @@
       <w:r>
         <w:drawing>
           <wp:inline distT="0" distB="0" distL="0" distR="0">
-            <wp:extent cx="5715000" cy="3276600"/>
-            <wp:effectExtent t="0" r="0" b="0" l="0"/>
-            <wp:docPr id="1" name="" descr="" title=""/>
-            <wp:cNvGraphicFramePr>
-              <a:graphicFrameLocks xmlns:a="http://schemas.openxmlformats.org/drawingml/2006/main" noChangeAspect="1"/>
-            </wp:cNvGraphicFramePr>
-            <a:graphic xmlns:a="http://schemas.openxmlformats.org/drawingml/2006/main">
-              <a:graphicData uri="http://schemas.openxmlformats.org/drawingml/2006/picture">
-                <pic:pic xmlns:pic="http://schemas.openxmlformats.org/drawingml/2006/picture">
-                  <pic:nvPicPr>
-                    <pic:cNvPr id="0" name="" descr=""/>
-                    <pic:cNvPicPr>
-                      <a:picLocks noChangeAspect="1" noChangeArrowheads="1"/>
-                    </pic:cNvPicPr>
-                  </pic:nvPicPr>
-                  <pic:blipFill>
-                    <a:blip r:embed="rId19" cstate="none"/>
-                    <a:srcRect/>
-                    <a:stretch>
-                      <a:fillRect/>
-                    </a:stretch>
-                  </pic:blipFill>
-                  <pic:spPr bwMode="auto">
-                    <a:xfrm>
-                      <a:off x="0" y="0"/>
-                      <a:ext cx="5715000" cy="3276600"/>
-                    </a:xfrm>
-                    <a:prstGeom prst="rect">
-                      <a:avLst/>
-                    </a:prstGeom>
-                  </pic:spPr>
-                </pic:pic>
-              </a:graphicData>
-            </a:graphic>
-          </wp:inline>
-        </w:drawing>
-      </w:r>
-    </w:p>
-    <w:p>
-      <w:pPr>
-        <w:spacing w:after="90" w:line="290"/>
-      </w:pPr>
-      <w:r>
-        <w:rPr>
-          <w:rFonts w:ascii="Arial" w:cs="Arial" w:eastAsia="Arial" w:hAnsi="Arial"/>
-          <w:color w:val="27251F"/>
-          <w:sz w:val="21"/>
-          <w:szCs w:val="21"/>
-        </w:rPr>
-        <w:t xml:space="preserve">Watch-listed employees grouped by job title.</w:t>
-      </w:r>
-    </w:p>
-    <w:p>
-      <w:pPr>
-        <w:spacing w:after="90" w:line="290"/>
-      </w:pPr>
-      <w:r>
-        <w:rPr>
-          <w:rFonts w:ascii="Arial" w:cs="Arial" w:eastAsia="Arial" w:hAnsi="Arial"/>
-          <w:b/>
-          <w:bCs/>
-          <w:color w:val="27251F"/>
-          <w:sz w:val="21"/>
-          <w:szCs w:val="21"/>
-        </w:rPr>
-        <w:t xml:space="preserve">Then decide: </w:t>
-      </w:r>
-      <w:r>
-        <w:rPr>
-          <w:rFonts w:ascii="Arial" w:cs="Arial" w:eastAsia="Arial" w:hAnsi="Arial"/>
-          <w:color w:val="27251F"/>
-          <w:sz w:val="21"/>
-          <w:szCs w:val="21"/>
-        </w:rPr>
-        <w:t xml:space="preserve">start with the stores at the top of the high-risk chart and talk to their Operation Consultants.</w:t>
-      </w:r>
-    </w:p>
-    <w:p>
-      <w:pPr>
-        <w:pStyle w:val="Heading2"/>
-      </w:pPr>
-      <w:r>
-        <w:t xml:space="preserve">Step 6 - Is the watch list growing?</w:t>
-      </w:r>
-    </w:p>
-    <w:p>
-      <w:pPr>
-        <w:keepNext/>
-        <w:spacing w:after="120" w:before="60"/>
-        <w:jc w:val="center"/>
-      </w:pPr>
-      <w:r>
-        <w:drawing>
-          <wp:inline distT="0" distB="0" distL="0" distR="0">
-            <wp:extent cx="5715000" cy="3276600"/>
-            <wp:effectExtent t="0" r="0" b="0" l="0"/>
-            <wp:docPr id="1" name="" descr="" title=""/>
-            <wp:cNvGraphicFramePr>
-              <a:graphicFrameLocks xmlns:a="http://schemas.openxmlformats.org/drawingml/2006/main" noChangeAspect="1"/>
-            </wp:cNvGraphicFramePr>
-            <a:graphic xmlns:a="http://schemas.openxmlformats.org/drawingml/2006/main">
-              <a:graphicData uri="http://schemas.openxmlformats.org/drawingml/2006/picture">
-                <pic:pic xmlns:pic="http://schemas.openxmlformats.org/drawingml/2006/picture">
-                  <pic:nvPicPr>
-                    <pic:cNvPr id="0" name="" descr=""/>
-                    <pic:cNvPicPr>
-                      <a:picLocks noChangeAspect="1" noChangeArrowheads="1"/>
-                    </pic:cNvPicPr>
-                  </pic:nvPicPr>
-                  <pic:blipFill>
-                    <a:blip r:embed="rId20" cstate="none"/>
-                    <a:srcRect/>
-                    <a:stretch>
-                      <a:fillRect/>
-                    </a:stretch>
-                  </pic:blipFill>
-                  <pic:spPr bwMode="auto">
-                    <a:xfrm>
-                      <a:off x="0" y="0"/>
-                      <a:ext cx="5715000" cy="3276600"/>
-                    </a:xfrm>
-                    <a:prstGeom prst="rect">
-                      <a:avLst/>
-                    </a:prstGeom>
-                  </pic:spPr>
-                </pic:pic>
-              </a:graphicData>
-            </a:graphic>
-          </wp:inline>
-        </w:drawing>
-      </w:r>
-    </w:p>
-    <w:p>
-      <w:pPr>
-        <w:spacing w:after="90" w:line="290"/>
-      </w:pPr>
-      <w:r>
-        <w:rPr>
-          <w:rFonts w:ascii="Arial" w:cs="Arial" w:eastAsia="Arial" w:hAnsi="Arial"/>
-          <w:color w:val="27251F"/>
-          <w:sz w:val="21"/>
-          <w:szCs w:val="21"/>
-        </w:rPr>
-        <w:t xml:space="preserve">How the size of the watch list has trended over time.</w:t>
-      </w:r>
-    </w:p>
-    <w:p>
-      <w:pPr>
-        <w:pStyle w:val="Heading2"/>
-      </w:pPr>
-      <w:r>
-        <w:t xml:space="preserve">Step 7 - Who needs attention first?</w:t>
-      </w:r>
-    </w:p>
-    <w:p>
-      <w:pPr>
-        <w:keepNext/>
-        <w:spacing w:after="120" w:before="60"/>
-        <w:jc w:val="center"/>
-      </w:pPr>
-      <w:r>
-        <w:drawing>
-          <wp:inline distT="0" distB="0" distL="0" distR="0">
-            <wp:extent cx="5715000" cy="1762125"/>
+            <wp:extent cx="6953250" cy="2152650"/>
             <wp:effectExtent t="0" r="0" b="0" l="0"/>
             <wp:docPr id="1" name="" descr="" title=""/>
             <wp:cNvGraphicFramePr>
@@ -1003,7 +1275,7 @@
                   <pic:spPr bwMode="auto">
                     <a:xfrm>
                       <a:off x="0" y="0"/>
-                      <a:ext cx="5715000" cy="1762125"/>
+                      <a:ext cx="6953250" cy="2152650"/>
                     </a:xfrm>
                     <a:prstGeom prst="rect">
                       <a:avLst/>
@@ -1018,7 +1290,7 @@
     </w:p>
     <w:p>
       <w:pPr>
-        <w:spacing w:after="90" w:line="290"/>
+        <w:spacing w:after="70" w:line="270"/>
       </w:pPr>
       <w:r>
         <w:rPr>
@@ -1064,7 +1336,7 @@
       <w:r>
         <w:drawing>
           <wp:inline distT="0" distB="0" distL="0" distR="0">
-            <wp:extent cx="5715000" cy="2181225"/>
+            <wp:extent cx="6953250" cy="2657475"/>
             <wp:effectExtent t="0" r="0" b="0" l="0"/>
             <wp:docPr id="1" name="" descr="" title=""/>
             <wp:cNvGraphicFramePr>
@@ -1089,7 +1361,7 @@
                   <pic:spPr bwMode="auto">
                     <a:xfrm>
                       <a:off x="0" y="0"/>
-                      <a:ext cx="5715000" cy="2181225"/>
+                      <a:ext cx="6953250" cy="2657475"/>
                     </a:xfrm>
                     <a:prstGeom prst="rect">
                       <a:avLst/>
@@ -1104,7 +1376,7 @@
     </w:p>
     <w:p>
       <w:pPr>
-        <w:spacing w:after="90" w:line="290"/>
+        <w:spacing w:after="70" w:line="270"/>
       </w:pPr>
       <w:r>
         <w:rPr>
@@ -2108,7 +2380,7 @@
       <w:headerReference w:type="default" r:id="rId7"/>
       <w:footerReference w:type="default" r:id="rId8"/>
       <w:pgSz w:w="11906" w:h="16838" w:orient="portrait"/>
-      <w:pgMar w:top="1300" w:right="1250" w:bottom="1000" w:left="1250" w:header="708" w:footer="708" w:gutter="0"/>
+      <w:pgMar w:top="1500" w:right="432" w:bottom="994" w:left="432" w:header="706" w:footer="706" w:gutter="0"/>
       <w:pgNumType/>
       <w:docGrid w:linePitch="360"/>
     </w:sectPr>

--- a/docs/user-guide/en/pages/10-earlywarning.docx
+++ b/docs/user-guide/en/pages/10-earlywarning.docx
@@ -127,7 +127,7 @@
     </w:p>
     <w:tbl>
       <w:tblPr>
-        <w:tblW w:type="dxa" w:w="10998"/>
+        <w:tblW w:type="dxa" w:w="11000"/>
         <w:jc w:val="center"/>
         <w:tblBorders>
           <w:top w:val="single" w:color="auto" w:sz="4"/>
@@ -139,9 +139,10 @@
         </w:tblBorders>
       </w:tblPr>
       <w:tblGrid>
-        <w:gridCol w:w="3666"/>
-        <w:gridCol w:w="3666"/>
-        <w:gridCol w:w="3666"/>
+        <w:gridCol w:w="2750"/>
+        <w:gridCol w:w="2750"/>
+        <w:gridCol w:w="2750"/>
+        <w:gridCol w:w="2750"/>
       </w:tblGrid>
       <w:tr>
         <w:trPr>
@@ -149,7 +150,7 @@
         </w:trPr>
         <w:tc>
           <w:tcPr>
-            <w:tcW w:type="dxa" w:w="3666"/>
+            <w:tcW w:type="dxa" w:w="2750"/>
             <w:tcBorders>
               <w:top w:val="none" w:color="FFFFFF" w:sz="0"/>
               <w:left w:val="none" w:color="FFFFFF" w:sz="0"/>
@@ -170,7 +171,7 @@
             <w:r>
               <w:drawing>
                 <wp:inline distT="0" distB="0" distL="0" distR="0">
-                  <wp:extent cx="2171700" cy="1162050"/>
+                  <wp:extent cx="1590675" cy="847725"/>
                   <wp:effectExtent t="0" r="0" b="0" l="0"/>
                   <wp:docPr id="1" name="" descr="" title=""/>
                   <wp:cNvGraphicFramePr>
@@ -195,7 +196,7 @@
                         <pic:spPr bwMode="auto">
                           <a:xfrm>
                             <a:off x="0" y="0"/>
-                            <a:ext cx="2171700" cy="1162050"/>
+                            <a:ext cx="1590675" cy="847725"/>
                           </a:xfrm>
                           <a:prstGeom prst="rect">
                             <a:avLst/>
@@ -211,7 +212,7 @@
         </w:tc>
         <w:tc>
           <w:tcPr>
-            <w:tcW w:type="dxa" w:w="3666"/>
+            <w:tcW w:type="dxa" w:w="2750"/>
             <w:tcBorders>
               <w:top w:val="none" w:color="FFFFFF" w:sz="0"/>
               <w:left w:val="none" w:color="FFFFFF" w:sz="0"/>
@@ -232,7 +233,7 @@
             <w:r>
               <w:drawing>
                 <wp:inline distT="0" distB="0" distL="0" distR="0">
-                  <wp:extent cx="2171700" cy="1162050"/>
+                  <wp:extent cx="1590675" cy="847725"/>
                   <wp:effectExtent t="0" r="0" b="0" l="0"/>
                   <wp:docPr id="1" name="" descr="" title=""/>
                   <wp:cNvGraphicFramePr>
@@ -257,7 +258,7 @@
                         <pic:spPr bwMode="auto">
                           <a:xfrm>
                             <a:off x="0" y="0"/>
-                            <a:ext cx="2171700" cy="1162050"/>
+                            <a:ext cx="1590675" cy="847725"/>
                           </a:xfrm>
                           <a:prstGeom prst="rect">
                             <a:avLst/>
@@ -273,7 +274,7 @@
         </w:tc>
         <w:tc>
           <w:tcPr>
-            <w:tcW w:type="dxa" w:w="3666"/>
+            <w:tcW w:type="dxa" w:w="2750"/>
             <w:tcBorders>
               <w:top w:val="none" w:color="FFFFFF" w:sz="0"/>
               <w:left w:val="none" w:color="FFFFFF" w:sz="0"/>
@@ -294,7 +295,7 @@
             <w:r>
               <w:drawing>
                 <wp:inline distT="0" distB="0" distL="0" distR="0">
-                  <wp:extent cx="2171700" cy="1162050"/>
+                  <wp:extent cx="1590675" cy="847725"/>
                   <wp:effectExtent t="0" r="0" b="0" l="0"/>
                   <wp:docPr id="1" name="" descr="" title=""/>
                   <wp:cNvGraphicFramePr>
@@ -319,7 +320,7 @@
                         <pic:spPr bwMode="auto">
                           <a:xfrm>
                             <a:off x="0" y="0"/>
-                            <a:ext cx="2171700" cy="1162050"/>
+                            <a:ext cx="1590675" cy="847725"/>
                           </a:xfrm>
                           <a:prstGeom prst="rect">
                             <a:avLst/>
@@ -333,14 +334,9 @@
             </w:r>
           </w:p>
         </w:tc>
-      </w:tr>
-      <w:tr>
-        <w:trPr>
-          <w:cantSplit/>
-        </w:trPr>
-        <w:tc>
-          <w:tcPr>
-            <w:tcW w:type="dxa" w:w="3666"/>
+        <w:tc>
+          <w:tcPr>
+            <w:tcW w:type="dxa" w:w="2750"/>
             <w:tcBorders>
               <w:top w:val="none" w:color="FFFFFF" w:sz="0"/>
               <w:left w:val="none" w:color="FFFFFF" w:sz="0"/>
@@ -361,7 +357,7 @@
             <w:r>
               <w:drawing>
                 <wp:inline distT="0" distB="0" distL="0" distR="0">
-                  <wp:extent cx="2171700" cy="1162050"/>
+                  <wp:extent cx="1590675" cy="847725"/>
                   <wp:effectExtent t="0" r="0" b="0" l="0"/>
                   <wp:docPr id="1" name="" descr="" title=""/>
                   <wp:cNvGraphicFramePr>
@@ -386,7 +382,7 @@
                         <pic:spPr bwMode="auto">
                           <a:xfrm>
                             <a:off x="0" y="0"/>
-                            <a:ext cx="2171700" cy="1162050"/>
+                            <a:ext cx="1590675" cy="847725"/>
                           </a:xfrm>
                           <a:prstGeom prst="rect">
                             <a:avLst/>
@@ -399,42 +395,6 @@
               </w:drawing>
             </w:r>
           </w:p>
-        </w:tc>
-        <w:tc>
-          <w:tcPr>
-            <w:tcW w:type="dxa" w:w="3666"/>
-            <w:tcBorders>
-              <w:top w:val="none" w:color="FFFFFF" w:sz="0"/>
-              <w:left w:val="none" w:color="FFFFFF" w:sz="0"/>
-              <w:bottom w:val="none" w:color="FFFFFF" w:sz="0"/>
-              <w:right w:val="none" w:color="FFFFFF" w:sz="0"/>
-            </w:tcBorders>
-            <w:tcMar>
-              <w:top w:type="dxa" w:w="40"/>
-              <w:left w:type="dxa" w:w="40"/>
-              <w:bottom w:type="dxa" w:w="80"/>
-              <w:right w:type="dxa" w:w="40"/>
-            </w:tcMar>
-          </w:tcPr>
-          <w:p/>
-        </w:tc>
-        <w:tc>
-          <w:tcPr>
-            <w:tcW w:type="dxa" w:w="3666"/>
-            <w:tcBorders>
-              <w:top w:val="none" w:color="FFFFFF" w:sz="0"/>
-              <w:left w:val="none" w:color="FFFFFF" w:sz="0"/>
-              <w:bottom w:val="none" w:color="FFFFFF" w:sz="0"/>
-              <w:right w:val="none" w:color="FFFFFF" w:sz="0"/>
-            </w:tcBorders>
-            <w:tcMar>
-              <w:top w:type="dxa" w:w="40"/>
-              <w:left w:type="dxa" w:w="40"/>
-              <w:bottom w:type="dxa" w:w="80"/>
-              <w:right w:type="dxa" w:w="40"/>
-            </w:tcMar>
-          </w:tcPr>
-          <w:p/>
         </w:tc>
       </w:tr>
     </w:tbl>

--- a/docs/user-guide/en/pages/10-earlywarning.docx
+++ b/docs/user-guide/en/pages/10-earlywarning.docx
@@ -65,7 +65,7 @@
       <w:r>
         <w:drawing>
           <wp:inline distT="0" distB="0" distL="0" distR="0">
-            <wp:extent cx="5715000" cy="323850"/>
+            <wp:extent cx="6953250" cy="400050"/>
             <wp:effectExtent t="0" r="0" b="0" l="0"/>
             <wp:docPr id="1" name="" descr="" title=""/>
             <wp:cNvGraphicFramePr>
@@ -90,7 +90,7 @@
                   <pic:spPr bwMode="auto">
                     <a:xfrm>
                       <a:off x="0" y="0"/>
-                      <a:ext cx="5715000" cy="323850"/>
+                      <a:ext cx="6953250" cy="400050"/>
                     </a:xfrm>
                     <a:prstGeom prst="rect">
                       <a:avLst/>
@@ -105,7 +105,7 @@
     </w:p>
     <w:p>
       <w:pPr>
-        <w:spacing w:after="90" w:line="290"/>
+        <w:spacing w:after="70" w:line="270"/>
       </w:pPr>
       <w:r>
         <w:rPr>
@@ -127,7 +127,7 @@
     </w:p>
     <w:tbl>
       <w:tblPr>
-        <w:tblW w:type="dxa" w:w="9399"/>
+        <w:tblW w:type="dxa" w:w="11000"/>
         <w:jc w:val="center"/>
         <w:tblBorders>
           <w:top w:val="single" w:color="auto" w:sz="4"/>
@@ -139,9 +139,10 @@
         </w:tblBorders>
       </w:tblPr>
       <w:tblGrid>
-        <w:gridCol w:w="3133"/>
-        <w:gridCol w:w="3133"/>
-        <w:gridCol w:w="3133"/>
+        <w:gridCol w:w="2750"/>
+        <w:gridCol w:w="2750"/>
+        <w:gridCol w:w="2750"/>
+        <w:gridCol w:w="2750"/>
       </w:tblGrid>
       <w:tr>
         <w:trPr>
@@ -149,7 +150,7 @@
         </w:trPr>
         <w:tc>
           <w:tcPr>
-            <w:tcW w:type="dxa" w:w="3133"/>
+            <w:tcW w:type="dxa" w:w="2750"/>
             <w:tcBorders>
               <w:top w:val="none" w:color="FFFFFF" w:sz="0"/>
               <w:left w:val="none" w:color="FFFFFF" w:sz="0"/>
@@ -170,7 +171,7 @@
             <w:r>
               <w:drawing>
                 <wp:inline distT="0" distB="0" distL="0" distR="0">
-                  <wp:extent cx="1809750" cy="971550"/>
+                  <wp:extent cx="1590675" cy="847725"/>
                   <wp:effectExtent t="0" r="0" b="0" l="0"/>
                   <wp:docPr id="1" name="" descr="" title=""/>
                   <wp:cNvGraphicFramePr>
@@ -195,7 +196,7 @@
                         <pic:spPr bwMode="auto">
                           <a:xfrm>
                             <a:off x="0" y="0"/>
-                            <a:ext cx="1809750" cy="971550"/>
+                            <a:ext cx="1590675" cy="847725"/>
                           </a:xfrm>
                           <a:prstGeom prst="rect">
                             <a:avLst/>
@@ -211,7 +212,7 @@
         </w:tc>
         <w:tc>
           <w:tcPr>
-            <w:tcW w:type="dxa" w:w="3133"/>
+            <w:tcW w:type="dxa" w:w="2750"/>
             <w:tcBorders>
               <w:top w:val="none" w:color="FFFFFF" w:sz="0"/>
               <w:left w:val="none" w:color="FFFFFF" w:sz="0"/>
@@ -232,7 +233,7 @@
             <w:r>
               <w:drawing>
                 <wp:inline distT="0" distB="0" distL="0" distR="0">
-                  <wp:extent cx="1809750" cy="971550"/>
+                  <wp:extent cx="1590675" cy="847725"/>
                   <wp:effectExtent t="0" r="0" b="0" l="0"/>
                   <wp:docPr id="1" name="" descr="" title=""/>
                   <wp:cNvGraphicFramePr>
@@ -257,7 +258,7 @@
                         <pic:spPr bwMode="auto">
                           <a:xfrm>
                             <a:off x="0" y="0"/>
-                            <a:ext cx="1809750" cy="971550"/>
+                            <a:ext cx="1590675" cy="847725"/>
                           </a:xfrm>
                           <a:prstGeom prst="rect">
                             <a:avLst/>
@@ -273,7 +274,7 @@
         </w:tc>
         <w:tc>
           <w:tcPr>
-            <w:tcW w:type="dxa" w:w="3133"/>
+            <w:tcW w:type="dxa" w:w="2750"/>
             <w:tcBorders>
               <w:top w:val="none" w:color="FFFFFF" w:sz="0"/>
               <w:left w:val="none" w:color="FFFFFF" w:sz="0"/>
@@ -294,7 +295,7 @@
             <w:r>
               <w:drawing>
                 <wp:inline distT="0" distB="0" distL="0" distR="0">
-                  <wp:extent cx="1809750" cy="971550"/>
+                  <wp:extent cx="1590675" cy="847725"/>
                   <wp:effectExtent t="0" r="0" b="0" l="0"/>
                   <wp:docPr id="1" name="" descr="" title=""/>
                   <wp:cNvGraphicFramePr>
@@ -319,7 +320,7 @@
                         <pic:spPr bwMode="auto">
                           <a:xfrm>
                             <a:off x="0" y="0"/>
-                            <a:ext cx="1809750" cy="971550"/>
+                            <a:ext cx="1590675" cy="847725"/>
                           </a:xfrm>
                           <a:prstGeom prst="rect">
                             <a:avLst/>
@@ -333,14 +334,9 @@
             </w:r>
           </w:p>
         </w:tc>
-      </w:tr>
-      <w:tr>
-        <w:trPr>
-          <w:cantSplit/>
-        </w:trPr>
-        <w:tc>
-          <w:tcPr>
-            <w:tcW w:type="dxa" w:w="3133"/>
+        <w:tc>
+          <w:tcPr>
+            <w:tcW w:type="dxa" w:w="2750"/>
             <w:tcBorders>
               <w:top w:val="none" w:color="FFFFFF" w:sz="0"/>
               <w:left w:val="none" w:color="FFFFFF" w:sz="0"/>
@@ -361,7 +357,7 @@
             <w:r>
               <w:drawing>
                 <wp:inline distT="0" distB="0" distL="0" distR="0">
-                  <wp:extent cx="1809750" cy="971550"/>
+                  <wp:extent cx="1590675" cy="847725"/>
                   <wp:effectExtent t="0" r="0" b="0" l="0"/>
                   <wp:docPr id="1" name="" descr="" title=""/>
                   <wp:cNvGraphicFramePr>
@@ -386,7 +382,7 @@
                         <pic:spPr bwMode="auto">
                           <a:xfrm>
                             <a:off x="0" y="0"/>
-                            <a:ext cx="1809750" cy="971550"/>
+                            <a:ext cx="1590675" cy="847725"/>
                           </a:xfrm>
                           <a:prstGeom prst="rect">
                             <a:avLst/>
@@ -400,42 +396,6 @@
             </w:r>
           </w:p>
         </w:tc>
-        <w:tc>
-          <w:tcPr>
-            <w:tcW w:type="dxa" w:w="3133"/>
-            <w:tcBorders>
-              <w:top w:val="none" w:color="FFFFFF" w:sz="0"/>
-              <w:left w:val="none" w:color="FFFFFF" w:sz="0"/>
-              <w:bottom w:val="none" w:color="FFFFFF" w:sz="0"/>
-              <w:right w:val="none" w:color="FFFFFF" w:sz="0"/>
-            </w:tcBorders>
-            <w:tcMar>
-              <w:top w:type="dxa" w:w="40"/>
-              <w:left w:type="dxa" w:w="40"/>
-              <w:bottom w:type="dxa" w:w="80"/>
-              <w:right w:type="dxa" w:w="40"/>
-            </w:tcMar>
-          </w:tcPr>
-          <w:p/>
-        </w:tc>
-        <w:tc>
-          <w:tcPr>
-            <w:tcW w:type="dxa" w:w="3133"/>
-            <w:tcBorders>
-              <w:top w:val="none" w:color="FFFFFF" w:sz="0"/>
-              <w:left w:val="none" w:color="FFFFFF" w:sz="0"/>
-              <w:bottom w:val="none" w:color="FFFFFF" w:sz="0"/>
-              <w:right w:val="none" w:color="FFFFFF" w:sz="0"/>
-            </w:tcBorders>
-            <w:tcMar>
-              <w:top w:type="dxa" w:w="40"/>
-              <w:left w:type="dxa" w:w="40"/>
-              <w:bottom w:type="dxa" w:w="80"/>
-              <w:right w:type="dxa" w:w="40"/>
-            </w:tcMar>
-          </w:tcPr>
-          <w:p/>
-        </w:tc>
       </w:tr>
     </w:tbl>
     <w:p>
@@ -494,7 +454,7 @@
       <w:r>
         <w:drawing>
           <wp:inline distT="0" distB="0" distL="0" distR="0">
-            <wp:extent cx="5715000" cy="790575"/>
+            <wp:extent cx="6953250" cy="962025"/>
             <wp:effectExtent t="0" r="0" b="0" l="0"/>
             <wp:docPr id="1" name="" descr="" title=""/>
             <wp:cNvGraphicFramePr>
@@ -519,7 +479,7 @@
                   <pic:spPr bwMode="auto">
                     <a:xfrm>
                       <a:off x="0" y="0"/>
-                      <a:ext cx="5715000" cy="790575"/>
+                      <a:ext cx="6953250" cy="962025"/>
                     </a:xfrm>
                     <a:prstGeom prst="rect">
                       <a:avLst/>
@@ -534,7 +494,7 @@
     </w:p>
     <w:p>
       <w:pPr>
-        <w:spacing w:after="90" w:line="290"/>
+        <w:spacing w:after="70" w:line="270"/>
       </w:pPr>
       <w:r>
         <w:rPr>
@@ -554,56 +514,185 @@
         <w:t xml:space="preserve">Step 4 - What is driving the risk?</w:t>
       </w:r>
     </w:p>
-    <w:p>
-      <w:pPr>
-        <w:keepNext/>
-        <w:spacing w:after="120" w:before="60"/>
+    <w:tbl>
+      <w:tblPr>
+        <w:tblW w:type="dxa" w:w="11000"/>
         <w:jc w:val="center"/>
-      </w:pPr>
-      <w:r>
-        <w:drawing>
-          <wp:inline distT="0" distB="0" distL="0" distR="0">
-            <wp:extent cx="5715000" cy="3276600"/>
-            <wp:effectExtent t="0" r="0" b="0" l="0"/>
-            <wp:docPr id="1" name="" descr="" title=""/>
-            <wp:cNvGraphicFramePr>
-              <a:graphicFrameLocks xmlns:a="http://schemas.openxmlformats.org/drawingml/2006/main" noChangeAspect="1"/>
-            </wp:cNvGraphicFramePr>
-            <a:graphic xmlns:a="http://schemas.openxmlformats.org/drawingml/2006/main">
-              <a:graphicData uri="http://schemas.openxmlformats.org/drawingml/2006/picture">
-                <pic:pic xmlns:pic="http://schemas.openxmlformats.org/drawingml/2006/picture">
-                  <pic:nvPicPr>
-                    <pic:cNvPr id="0" name="" descr=""/>
-                    <pic:cNvPicPr>
-                      <a:picLocks noChangeAspect="1" noChangeArrowheads="1"/>
-                    </pic:cNvPicPr>
-                  </pic:nvPicPr>
-                  <pic:blipFill>
-                    <a:blip r:embed="rId15" cstate="none"/>
-                    <a:srcRect/>
-                    <a:stretch>
-                      <a:fillRect/>
-                    </a:stretch>
-                  </pic:blipFill>
-                  <pic:spPr bwMode="auto">
-                    <a:xfrm>
-                      <a:off x="0" y="0"/>
-                      <a:ext cx="5715000" cy="3276600"/>
-                    </a:xfrm>
-                    <a:prstGeom prst="rect">
-                      <a:avLst/>
-                    </a:prstGeom>
-                  </pic:spPr>
-                </pic:pic>
-              </a:graphicData>
-            </a:graphic>
-          </wp:inline>
-        </w:drawing>
-      </w:r>
-    </w:p>
-    <w:p>
-      <w:pPr>
-        <w:spacing w:after="90" w:line="290"/>
+        <w:tblBorders>
+          <w:top w:val="single" w:color="auto" w:sz="4"/>
+          <w:left w:val="single" w:color="auto" w:sz="4"/>
+          <w:bottom w:val="single" w:color="auto" w:sz="4"/>
+          <w:right w:val="single" w:color="auto" w:sz="4"/>
+          <w:insideH w:val="single" w:color="auto" w:sz="4"/>
+          <w:insideV w:val="single" w:color="auto" w:sz="4"/>
+        </w:tblBorders>
+      </w:tblPr>
+      <w:tblGrid>
+        <w:gridCol w:w="5500"/>
+        <w:gridCol w:w="5500"/>
+      </w:tblGrid>
+      <w:tr>
+        <w:tc>
+          <w:tcPr>
+            <w:tcW w:type="dxa" w:w="5500"/>
+            <w:tcBorders>
+              <w:top w:val="none" w:color="FFFFFF" w:sz="0"/>
+              <w:left w:val="none" w:color="FFFFFF" w:sz="0"/>
+              <w:bottom w:val="none" w:color="FFFFFF" w:sz="0"/>
+              <w:right w:val="none" w:color="FFFFFF" w:sz="0"/>
+            </w:tcBorders>
+            <w:tcMar>
+              <w:top w:type="dxa" w:w="40"/>
+              <w:left w:type="dxa" w:w="70"/>
+              <w:bottom w:type="dxa" w:w="60"/>
+              <w:right w:type="dxa" w:w="70"/>
+            </w:tcMar>
+          </w:tcPr>
+          <w:p>
+            <w:pPr>
+              <w:keepNext/>
+              <w:spacing w:after="120" w:before="60"/>
+              <w:jc w:val="center"/>
+            </w:pPr>
+            <w:r>
+              <w:drawing>
+                <wp:inline distT="0" distB="0" distL="0" distR="0">
+                  <wp:extent cx="3286125" cy="1885950"/>
+                  <wp:effectExtent t="0" r="0" b="0" l="0"/>
+                  <wp:docPr id="1" name="" descr="" title=""/>
+                  <wp:cNvGraphicFramePr>
+                    <a:graphicFrameLocks xmlns:a="http://schemas.openxmlformats.org/drawingml/2006/main" noChangeAspect="1"/>
+                  </wp:cNvGraphicFramePr>
+                  <a:graphic xmlns:a="http://schemas.openxmlformats.org/drawingml/2006/main">
+                    <a:graphicData uri="http://schemas.openxmlformats.org/drawingml/2006/picture">
+                      <pic:pic xmlns:pic="http://schemas.openxmlformats.org/drawingml/2006/picture">
+                        <pic:nvPicPr>
+                          <pic:cNvPr id="0" name="" descr=""/>
+                          <pic:cNvPicPr>
+                            <a:picLocks noChangeAspect="1" noChangeArrowheads="1"/>
+                          </pic:cNvPicPr>
+                        </pic:nvPicPr>
+                        <pic:blipFill>
+                          <a:blip r:embed="rId15" cstate="none"/>
+                          <a:srcRect/>
+                          <a:stretch>
+                            <a:fillRect/>
+                          </a:stretch>
+                        </pic:blipFill>
+                        <pic:spPr bwMode="auto">
+                          <a:xfrm>
+                            <a:off x="0" y="0"/>
+                            <a:ext cx="3286125" cy="1885950"/>
+                          </a:xfrm>
+                          <a:prstGeom prst="rect">
+                            <a:avLst/>
+                          </a:prstGeom>
+                        </pic:spPr>
+                      </pic:pic>
+                    </a:graphicData>
+                  </a:graphic>
+                </wp:inline>
+              </w:drawing>
+            </w:r>
+          </w:p>
+          <w:p>
+            <w:pPr>
+              <w:spacing w:after="70" w:line="270"/>
+            </w:pPr>
+            <w:r>
+              <w:rPr>
+                <w:rFonts w:ascii="Arial" w:cs="Arial" w:eastAsia="Arial" w:hAnsi="Arial"/>
+                <w:color w:val="27251F"/>
+                <w:sz w:val="21"/>
+                <w:szCs w:val="21"/>
+              </w:rPr>
+              <w:t xml:space="preserve">Which risk signal (reason) is driving flags most often across the watch list right now.</w:t>
+            </w:r>
+          </w:p>
+        </w:tc>
+        <w:tc>
+          <w:tcPr>
+            <w:tcW w:type="dxa" w:w="5500"/>
+            <w:tcBorders>
+              <w:top w:val="none" w:color="FFFFFF" w:sz="0"/>
+              <w:left w:val="none" w:color="FFFFFF" w:sz="0"/>
+              <w:bottom w:val="none" w:color="FFFFFF" w:sz="0"/>
+              <w:right w:val="none" w:color="FFFFFF" w:sz="0"/>
+            </w:tcBorders>
+            <w:tcMar>
+              <w:top w:type="dxa" w:w="40"/>
+              <w:left w:type="dxa" w:w="70"/>
+              <w:bottom w:type="dxa" w:w="60"/>
+              <w:right w:type="dxa" w:w="70"/>
+            </w:tcMar>
+          </w:tcPr>
+          <w:p>
+            <w:pPr>
+              <w:keepNext/>
+              <w:spacing w:after="120" w:before="60"/>
+              <w:jc w:val="center"/>
+            </w:pPr>
+            <w:r>
+              <w:drawing>
+                <wp:inline distT="0" distB="0" distL="0" distR="0">
+                  <wp:extent cx="3286125" cy="1885950"/>
+                  <wp:effectExtent t="0" r="0" b="0" l="0"/>
+                  <wp:docPr id="1" name="" descr="" title=""/>
+                  <wp:cNvGraphicFramePr>
+                    <a:graphicFrameLocks xmlns:a="http://schemas.openxmlformats.org/drawingml/2006/main" noChangeAspect="1"/>
+                  </wp:cNvGraphicFramePr>
+                  <a:graphic xmlns:a="http://schemas.openxmlformats.org/drawingml/2006/main">
+                    <a:graphicData uri="http://schemas.openxmlformats.org/drawingml/2006/picture">
+                      <pic:pic xmlns:pic="http://schemas.openxmlformats.org/drawingml/2006/picture">
+                        <pic:nvPicPr>
+                          <pic:cNvPr id="0" name="" descr=""/>
+                          <pic:cNvPicPr>
+                            <a:picLocks noChangeAspect="1" noChangeArrowheads="1"/>
+                          </pic:cNvPicPr>
+                        </pic:nvPicPr>
+                        <pic:blipFill>
+                          <a:blip r:embed="rId16" cstate="none"/>
+                          <a:srcRect/>
+                          <a:stretch>
+                            <a:fillRect/>
+                          </a:stretch>
+                        </pic:blipFill>
+                        <pic:spPr bwMode="auto">
+                          <a:xfrm>
+                            <a:off x="0" y="0"/>
+                            <a:ext cx="3286125" cy="1885950"/>
+                          </a:xfrm>
+                          <a:prstGeom prst="rect">
+                            <a:avLst/>
+                          </a:prstGeom>
+                        </pic:spPr>
+                      </pic:pic>
+                    </a:graphicData>
+                  </a:graphic>
+                </wp:inline>
+              </w:drawing>
+            </w:r>
+          </w:p>
+          <w:p>
+            <w:pPr>
+              <w:spacing w:after="70" w:line="270"/>
+            </w:pPr>
+            <w:r>
+              <w:rPr>
+                <w:rFonts w:ascii="Arial" w:cs="Arial" w:eastAsia="Arial" w:hAnsi="Arial"/>
+                <w:color w:val="27251F"/>
+                <w:sz w:val="21"/>
+                <w:szCs w:val="21"/>
+              </w:rPr>
+              <w:t xml:space="preserve">How many watch-listed employees fall into each star rating (1 through 5), so you can see the overall risk distribution.</w:t>
+            </w:r>
+          </w:p>
+        </w:tc>
+      </w:tr>
+    </w:tbl>
+    <w:p>
+      <w:pPr>
+        <w:spacing w:after="30"/>
       </w:pPr>
       <w:r>
         <w:rPr>
@@ -612,59 +701,196 @@
           <w:sz w:val="21"/>
           <w:szCs w:val="21"/>
         </w:rPr>
-        <w:t xml:space="preserve">Which risk signal (reason) is driving flags most often across the watch list right now.</w:t>
-      </w:r>
-    </w:p>
-    <w:p>
-      <w:pPr>
-        <w:keepNext/>
-        <w:spacing w:after="120" w:before="60"/>
+        <w:t xml:space="preserve"/>
+      </w:r>
+    </w:p>
+    <w:p>
+      <w:pPr>
+        <w:pStyle w:val="Heading2"/>
+      </w:pPr>
+      <w:r>
+        <w:t xml:space="preserve">Step 5 - Where is the risk?</w:t>
+      </w:r>
+    </w:p>
+    <w:tbl>
+      <w:tblPr>
+        <w:tblW w:type="dxa" w:w="11000"/>
         <w:jc w:val="center"/>
-      </w:pPr>
-      <w:r>
-        <w:drawing>
-          <wp:inline distT="0" distB="0" distL="0" distR="0">
-            <wp:extent cx="5715000" cy="3276600"/>
-            <wp:effectExtent t="0" r="0" b="0" l="0"/>
-            <wp:docPr id="1" name="" descr="" title=""/>
-            <wp:cNvGraphicFramePr>
-              <a:graphicFrameLocks xmlns:a="http://schemas.openxmlformats.org/drawingml/2006/main" noChangeAspect="1"/>
-            </wp:cNvGraphicFramePr>
-            <a:graphic xmlns:a="http://schemas.openxmlformats.org/drawingml/2006/main">
-              <a:graphicData uri="http://schemas.openxmlformats.org/drawingml/2006/picture">
-                <pic:pic xmlns:pic="http://schemas.openxmlformats.org/drawingml/2006/picture">
-                  <pic:nvPicPr>
-                    <pic:cNvPr id="0" name="" descr=""/>
-                    <pic:cNvPicPr>
-                      <a:picLocks noChangeAspect="1" noChangeArrowheads="1"/>
-                    </pic:cNvPicPr>
-                  </pic:nvPicPr>
-                  <pic:blipFill>
-                    <a:blip r:embed="rId16" cstate="none"/>
-                    <a:srcRect/>
-                    <a:stretch>
-                      <a:fillRect/>
-                    </a:stretch>
-                  </pic:blipFill>
-                  <pic:spPr bwMode="auto">
-                    <a:xfrm>
-                      <a:off x="0" y="0"/>
-                      <a:ext cx="5715000" cy="3276600"/>
-                    </a:xfrm>
-                    <a:prstGeom prst="rect">
-                      <a:avLst/>
-                    </a:prstGeom>
-                  </pic:spPr>
-                </pic:pic>
-              </a:graphicData>
-            </a:graphic>
-          </wp:inline>
-        </w:drawing>
-      </w:r>
-    </w:p>
-    <w:p>
-      <w:pPr>
-        <w:spacing w:after="90" w:line="290"/>
+        <w:tblBorders>
+          <w:top w:val="single" w:color="auto" w:sz="4"/>
+          <w:left w:val="single" w:color="auto" w:sz="4"/>
+          <w:bottom w:val="single" w:color="auto" w:sz="4"/>
+          <w:right w:val="single" w:color="auto" w:sz="4"/>
+          <w:insideH w:val="single" w:color="auto" w:sz="4"/>
+          <w:insideV w:val="single" w:color="auto" w:sz="4"/>
+        </w:tblBorders>
+      </w:tblPr>
+      <w:tblGrid>
+        <w:gridCol w:w="5500"/>
+        <w:gridCol w:w="5500"/>
+      </w:tblGrid>
+      <w:tr>
+        <w:tc>
+          <w:tcPr>
+            <w:tcW w:type="dxa" w:w="5500"/>
+            <w:tcBorders>
+              <w:top w:val="none" w:color="FFFFFF" w:sz="0"/>
+              <w:left w:val="none" w:color="FFFFFF" w:sz="0"/>
+              <w:bottom w:val="none" w:color="FFFFFF" w:sz="0"/>
+              <w:right w:val="none" w:color="FFFFFF" w:sz="0"/>
+            </w:tcBorders>
+            <w:tcMar>
+              <w:top w:type="dxa" w:w="40"/>
+              <w:left w:type="dxa" w:w="70"/>
+              <w:bottom w:type="dxa" w:w="60"/>
+              <w:right w:type="dxa" w:w="70"/>
+            </w:tcMar>
+          </w:tcPr>
+          <w:p>
+            <w:pPr>
+              <w:keepNext/>
+              <w:spacing w:after="120" w:before="60"/>
+              <w:jc w:val="center"/>
+            </w:pPr>
+            <w:r>
+              <w:drawing>
+                <wp:inline distT="0" distB="0" distL="0" distR="0">
+                  <wp:extent cx="3286125" cy="1885950"/>
+                  <wp:effectExtent t="0" r="0" b="0" l="0"/>
+                  <wp:docPr id="1" name="" descr="" title=""/>
+                  <wp:cNvGraphicFramePr>
+                    <a:graphicFrameLocks xmlns:a="http://schemas.openxmlformats.org/drawingml/2006/main" noChangeAspect="1"/>
+                  </wp:cNvGraphicFramePr>
+                  <a:graphic xmlns:a="http://schemas.openxmlformats.org/drawingml/2006/main">
+                    <a:graphicData uri="http://schemas.openxmlformats.org/drawingml/2006/picture">
+                      <pic:pic xmlns:pic="http://schemas.openxmlformats.org/drawingml/2006/picture">
+                        <pic:nvPicPr>
+                          <pic:cNvPr id="0" name="" descr=""/>
+                          <pic:cNvPicPr>
+                            <a:picLocks noChangeAspect="1" noChangeArrowheads="1"/>
+                          </pic:cNvPicPr>
+                        </pic:nvPicPr>
+                        <pic:blipFill>
+                          <a:blip r:embed="rId17" cstate="none"/>
+                          <a:srcRect/>
+                          <a:stretch>
+                            <a:fillRect/>
+                          </a:stretch>
+                        </pic:blipFill>
+                        <pic:spPr bwMode="auto">
+                          <a:xfrm>
+                            <a:off x="0" y="0"/>
+                            <a:ext cx="3286125" cy="1885950"/>
+                          </a:xfrm>
+                          <a:prstGeom prst="rect">
+                            <a:avLst/>
+                          </a:prstGeom>
+                        </pic:spPr>
+                      </pic:pic>
+                    </a:graphicData>
+                  </a:graphic>
+                </wp:inline>
+              </w:drawing>
+            </w:r>
+          </w:p>
+          <w:p>
+            <w:pPr>
+              <w:spacing w:after="70" w:line="270"/>
+            </w:pPr>
+            <w:r>
+              <w:rPr>
+                <w:rFonts w:ascii="Arial" w:cs="Arial" w:eastAsia="Arial" w:hAnsi="Arial"/>
+                <w:color w:val="27251F"/>
+                <w:sz w:val="21"/>
+                <w:szCs w:val="21"/>
+              </w:rPr>
+              <w:t xml:space="preserve">Watch-listed employees grouped by store, so you can see which stores carry the most flight-risk headcount right now.</w:t>
+            </w:r>
+          </w:p>
+        </w:tc>
+        <w:tc>
+          <w:tcPr>
+            <w:tcW w:type="dxa" w:w="5500"/>
+            <w:tcBorders>
+              <w:top w:val="none" w:color="FFFFFF" w:sz="0"/>
+              <w:left w:val="none" w:color="FFFFFF" w:sz="0"/>
+              <w:bottom w:val="none" w:color="FFFFFF" w:sz="0"/>
+              <w:right w:val="none" w:color="FFFFFF" w:sz="0"/>
+            </w:tcBorders>
+            <w:tcMar>
+              <w:top w:type="dxa" w:w="40"/>
+              <w:left w:type="dxa" w:w="70"/>
+              <w:bottom w:type="dxa" w:w="60"/>
+              <w:right w:type="dxa" w:w="70"/>
+            </w:tcMar>
+          </w:tcPr>
+          <w:p>
+            <w:pPr>
+              <w:keepNext/>
+              <w:spacing w:after="120" w:before="60"/>
+              <w:jc w:val="center"/>
+            </w:pPr>
+            <w:r>
+              <w:drawing>
+                <wp:inline distT="0" distB="0" distL="0" distR="0">
+                  <wp:extent cx="3286125" cy="1885950"/>
+                  <wp:effectExtent t="0" r="0" b="0" l="0"/>
+                  <wp:docPr id="1" name="" descr="" title=""/>
+                  <wp:cNvGraphicFramePr>
+                    <a:graphicFrameLocks xmlns:a="http://schemas.openxmlformats.org/drawingml/2006/main" noChangeAspect="1"/>
+                  </wp:cNvGraphicFramePr>
+                  <a:graphic xmlns:a="http://schemas.openxmlformats.org/drawingml/2006/main">
+                    <a:graphicData uri="http://schemas.openxmlformats.org/drawingml/2006/picture">
+                      <pic:pic xmlns:pic="http://schemas.openxmlformats.org/drawingml/2006/picture">
+                        <pic:nvPicPr>
+                          <pic:cNvPr id="0" name="" descr=""/>
+                          <pic:cNvPicPr>
+                            <a:picLocks noChangeAspect="1" noChangeArrowheads="1"/>
+                          </pic:cNvPicPr>
+                        </pic:nvPicPr>
+                        <pic:blipFill>
+                          <a:blip r:embed="rId18" cstate="none"/>
+                          <a:srcRect/>
+                          <a:stretch>
+                            <a:fillRect/>
+                          </a:stretch>
+                        </pic:blipFill>
+                        <pic:spPr bwMode="auto">
+                          <a:xfrm>
+                            <a:off x="0" y="0"/>
+                            <a:ext cx="3286125" cy="1885950"/>
+                          </a:xfrm>
+                          <a:prstGeom prst="rect">
+                            <a:avLst/>
+                          </a:prstGeom>
+                        </pic:spPr>
+                      </pic:pic>
+                    </a:graphicData>
+                  </a:graphic>
+                </wp:inline>
+              </w:drawing>
+            </w:r>
+          </w:p>
+          <w:p>
+            <w:pPr>
+              <w:spacing w:after="70" w:line="270"/>
+            </w:pPr>
+            <w:r>
+              <w:rPr>
+                <w:rFonts w:ascii="Arial" w:cs="Arial" w:eastAsia="Arial" w:hAnsi="Arial"/>
+                <w:color w:val="27251F"/>
+                <w:sz w:val="21"/>
+                <w:szCs w:val="21"/>
+              </w:rPr>
+              <w:t xml:space="preserve">Only the highest-risk (4-5 star) employees, grouped by store.</w:t>
+            </w:r>
+          </w:p>
+        </w:tc>
+      </w:tr>
+    </w:tbl>
+    <w:p>
+      <w:pPr>
+        <w:spacing w:after="30"/>
       </w:pPr>
       <w:r>
         <w:rPr>
@@ -673,67 +899,152 @@
           <w:sz w:val="21"/>
           <w:szCs w:val="21"/>
         </w:rPr>
-        <w:t xml:space="preserve">How many watch-listed employees fall into each star rating (1 through 5), so you can see the overall risk distribution.</w:t>
-      </w:r>
-    </w:p>
-    <w:p>
-      <w:pPr>
-        <w:pStyle w:val="Heading2"/>
-      </w:pPr>
-      <w:r>
-        <w:t xml:space="preserve">Step 5 - Where is the risk?</w:t>
-      </w:r>
-    </w:p>
-    <w:p>
-      <w:pPr>
-        <w:keepNext/>
-        <w:spacing w:after="120" w:before="60"/>
+        <w:t xml:space="preserve"/>
+      </w:r>
+    </w:p>
+    <w:tbl>
+      <w:tblPr>
+        <w:tblW w:type="dxa" w:w="11000"/>
         <w:jc w:val="center"/>
-      </w:pPr>
-      <w:r>
-        <w:drawing>
-          <wp:inline distT="0" distB="0" distL="0" distR="0">
-            <wp:extent cx="5715000" cy="3276600"/>
-            <wp:effectExtent t="0" r="0" b="0" l="0"/>
-            <wp:docPr id="1" name="" descr="" title=""/>
-            <wp:cNvGraphicFramePr>
-              <a:graphicFrameLocks xmlns:a="http://schemas.openxmlformats.org/drawingml/2006/main" noChangeAspect="1"/>
-            </wp:cNvGraphicFramePr>
-            <a:graphic xmlns:a="http://schemas.openxmlformats.org/drawingml/2006/main">
-              <a:graphicData uri="http://schemas.openxmlformats.org/drawingml/2006/picture">
-                <pic:pic xmlns:pic="http://schemas.openxmlformats.org/drawingml/2006/picture">
-                  <pic:nvPicPr>
-                    <pic:cNvPr id="0" name="" descr=""/>
-                    <pic:cNvPicPr>
-                      <a:picLocks noChangeAspect="1" noChangeArrowheads="1"/>
-                    </pic:cNvPicPr>
-                  </pic:nvPicPr>
-                  <pic:blipFill>
-                    <a:blip r:embed="rId17" cstate="none"/>
-                    <a:srcRect/>
-                    <a:stretch>
-                      <a:fillRect/>
-                    </a:stretch>
-                  </pic:blipFill>
-                  <pic:spPr bwMode="auto">
-                    <a:xfrm>
-                      <a:off x="0" y="0"/>
-                      <a:ext cx="5715000" cy="3276600"/>
-                    </a:xfrm>
-                    <a:prstGeom prst="rect">
-                      <a:avLst/>
-                    </a:prstGeom>
-                  </pic:spPr>
-                </pic:pic>
-              </a:graphicData>
-            </a:graphic>
-          </wp:inline>
-        </w:drawing>
-      </w:r>
-    </w:p>
-    <w:p>
-      <w:pPr>
-        <w:spacing w:after="90" w:line="290"/>
+        <w:tblBorders>
+          <w:top w:val="single" w:color="auto" w:sz="4"/>
+          <w:left w:val="single" w:color="auto" w:sz="4"/>
+          <w:bottom w:val="single" w:color="auto" w:sz="4"/>
+          <w:right w:val="single" w:color="auto" w:sz="4"/>
+          <w:insideH w:val="single" w:color="auto" w:sz="4"/>
+          <w:insideV w:val="single" w:color="auto" w:sz="4"/>
+        </w:tblBorders>
+      </w:tblPr>
+      <w:tblGrid>
+        <w:gridCol w:w="5500"/>
+        <w:gridCol w:w="5500"/>
+      </w:tblGrid>
+      <w:tr>
+        <w:tc>
+          <w:tcPr>
+            <w:tcW w:type="dxa" w:w="5500"/>
+            <w:tcBorders>
+              <w:top w:val="none" w:color="FFFFFF" w:sz="0"/>
+              <w:left w:val="none" w:color="FFFFFF" w:sz="0"/>
+              <w:bottom w:val="none" w:color="FFFFFF" w:sz="0"/>
+              <w:right w:val="none" w:color="FFFFFF" w:sz="0"/>
+            </w:tcBorders>
+            <w:tcMar>
+              <w:top w:type="dxa" w:w="40"/>
+              <w:left w:type="dxa" w:w="70"/>
+              <w:bottom w:type="dxa" w:w="60"/>
+              <w:right w:type="dxa" w:w="70"/>
+            </w:tcMar>
+          </w:tcPr>
+          <w:p>
+            <w:pPr>
+              <w:keepNext/>
+              <w:spacing w:after="120" w:before="60"/>
+              <w:jc w:val="center"/>
+            </w:pPr>
+            <w:r>
+              <w:drawing>
+                <wp:inline distT="0" distB="0" distL="0" distR="0">
+                  <wp:extent cx="3286125" cy="1885950"/>
+                  <wp:effectExtent t="0" r="0" b="0" l="0"/>
+                  <wp:docPr id="1" name="" descr="" title=""/>
+                  <wp:cNvGraphicFramePr>
+                    <a:graphicFrameLocks xmlns:a="http://schemas.openxmlformats.org/drawingml/2006/main" noChangeAspect="1"/>
+                  </wp:cNvGraphicFramePr>
+                  <a:graphic xmlns:a="http://schemas.openxmlformats.org/drawingml/2006/main">
+                    <a:graphicData uri="http://schemas.openxmlformats.org/drawingml/2006/picture">
+                      <pic:pic xmlns:pic="http://schemas.openxmlformats.org/drawingml/2006/picture">
+                        <pic:nvPicPr>
+                          <pic:cNvPr id="0" name="" descr=""/>
+                          <pic:cNvPicPr>
+                            <a:picLocks noChangeAspect="1" noChangeArrowheads="1"/>
+                          </pic:cNvPicPr>
+                        </pic:nvPicPr>
+                        <pic:blipFill>
+                          <a:blip r:embed="rId19" cstate="none"/>
+                          <a:srcRect/>
+                          <a:stretch>
+                            <a:fillRect/>
+                          </a:stretch>
+                        </pic:blipFill>
+                        <pic:spPr bwMode="auto">
+                          <a:xfrm>
+                            <a:off x="0" y="0"/>
+                            <a:ext cx="3286125" cy="1885950"/>
+                          </a:xfrm>
+                          <a:prstGeom prst="rect">
+                            <a:avLst/>
+                          </a:prstGeom>
+                        </pic:spPr>
+                      </pic:pic>
+                    </a:graphicData>
+                  </a:graphic>
+                </wp:inline>
+              </w:drawing>
+            </w:r>
+          </w:p>
+        </w:tc>
+        <w:tc>
+          <w:tcPr>
+            <w:tcW w:type="dxa" w:w="5500"/>
+            <w:tcBorders>
+              <w:top w:val="none" w:color="FFFFFF" w:sz="0"/>
+              <w:left w:val="none" w:color="FFFFFF" w:sz="0"/>
+              <w:bottom w:val="none" w:color="FFFFFF" w:sz="0"/>
+              <w:right w:val="none" w:color="FFFFFF" w:sz="0"/>
+            </w:tcBorders>
+            <w:tcMar>
+              <w:top w:type="dxa" w:w="40"/>
+              <w:left w:type="dxa" w:w="70"/>
+              <w:bottom w:type="dxa" w:w="60"/>
+              <w:right w:type="dxa" w:w="70"/>
+            </w:tcMar>
+          </w:tcPr>
+          <w:p>
+            <w:pPr>
+              <w:spacing w:after="70" w:line="270"/>
+            </w:pPr>
+            <w:r>
+              <w:rPr>
+                <w:rFonts w:ascii="Arial" w:cs="Arial" w:eastAsia="Arial" w:hAnsi="Arial"/>
+                <w:color w:val="27251F"/>
+                <w:sz w:val="21"/>
+                <w:szCs w:val="21"/>
+              </w:rPr>
+              <w:t xml:space="preserve">Watch-listed employees grouped by job title.</w:t>
+            </w:r>
+          </w:p>
+          <w:p>
+            <w:pPr>
+              <w:spacing w:after="90" w:line="290"/>
+            </w:pPr>
+            <w:r>
+              <w:rPr>
+                <w:rFonts w:ascii="Arial" w:cs="Arial" w:eastAsia="Arial" w:hAnsi="Arial"/>
+                <w:b/>
+                <w:bCs/>
+                <w:color w:val="27251F"/>
+                <w:sz w:val="21"/>
+                <w:szCs w:val="21"/>
+              </w:rPr>
+              <w:t xml:space="preserve">Then decide: </w:t>
+            </w:r>
+            <w:r>
+              <w:rPr>
+                <w:rFonts w:ascii="Arial" w:cs="Arial" w:eastAsia="Arial" w:hAnsi="Arial"/>
+                <w:color w:val="27251F"/>
+                <w:sz w:val="21"/>
+                <w:szCs w:val="21"/>
+              </w:rPr>
+              <w:t xml:space="preserve">start with the stores at the top of the high-risk chart and talk to their Operation Consultants.</w:t>
+            </w:r>
+          </w:p>
+        </w:tc>
+      </w:tr>
+    </w:tbl>
+    <w:p>
+      <w:pPr>
+        <w:spacing w:after="30"/>
       </w:pPr>
       <w:r>
         <w:rPr>
@@ -742,59 +1053,135 @@
           <w:sz w:val="21"/>
           <w:szCs w:val="21"/>
         </w:rPr>
-        <w:t xml:space="preserve">Watch-listed employees grouped by store, so you can see which stores carry the most flight-risk headcount right now.</w:t>
-      </w:r>
-    </w:p>
-    <w:p>
-      <w:pPr>
-        <w:keepNext/>
-        <w:spacing w:after="120" w:before="60"/>
+        <w:t xml:space="preserve"/>
+      </w:r>
+    </w:p>
+    <w:p>
+      <w:pPr>
+        <w:pStyle w:val="Heading2"/>
+      </w:pPr>
+      <w:r>
+        <w:t xml:space="preserve">Step 6 - Is the watch list growing?</w:t>
+      </w:r>
+    </w:p>
+    <w:tbl>
+      <w:tblPr>
+        <w:tblW w:type="dxa" w:w="11000"/>
         <w:jc w:val="center"/>
-      </w:pPr>
-      <w:r>
-        <w:drawing>
-          <wp:inline distT="0" distB="0" distL="0" distR="0">
-            <wp:extent cx="5715000" cy="3276600"/>
-            <wp:effectExtent t="0" r="0" b="0" l="0"/>
-            <wp:docPr id="1" name="" descr="" title=""/>
-            <wp:cNvGraphicFramePr>
-              <a:graphicFrameLocks xmlns:a="http://schemas.openxmlformats.org/drawingml/2006/main" noChangeAspect="1"/>
-            </wp:cNvGraphicFramePr>
-            <a:graphic xmlns:a="http://schemas.openxmlformats.org/drawingml/2006/main">
-              <a:graphicData uri="http://schemas.openxmlformats.org/drawingml/2006/picture">
-                <pic:pic xmlns:pic="http://schemas.openxmlformats.org/drawingml/2006/picture">
-                  <pic:nvPicPr>
-                    <pic:cNvPr id="0" name="" descr=""/>
-                    <pic:cNvPicPr>
-                      <a:picLocks noChangeAspect="1" noChangeArrowheads="1"/>
-                    </pic:cNvPicPr>
-                  </pic:nvPicPr>
-                  <pic:blipFill>
-                    <a:blip r:embed="rId18" cstate="none"/>
-                    <a:srcRect/>
-                    <a:stretch>
-                      <a:fillRect/>
-                    </a:stretch>
-                  </pic:blipFill>
-                  <pic:spPr bwMode="auto">
-                    <a:xfrm>
-                      <a:off x="0" y="0"/>
-                      <a:ext cx="5715000" cy="3276600"/>
-                    </a:xfrm>
-                    <a:prstGeom prst="rect">
-                      <a:avLst/>
-                    </a:prstGeom>
-                  </pic:spPr>
-                </pic:pic>
-              </a:graphicData>
-            </a:graphic>
-          </wp:inline>
-        </w:drawing>
-      </w:r>
-    </w:p>
-    <w:p>
-      <w:pPr>
-        <w:spacing w:after="90" w:line="290"/>
+        <w:tblBorders>
+          <w:top w:val="single" w:color="auto" w:sz="4"/>
+          <w:left w:val="single" w:color="auto" w:sz="4"/>
+          <w:bottom w:val="single" w:color="auto" w:sz="4"/>
+          <w:right w:val="single" w:color="auto" w:sz="4"/>
+          <w:insideH w:val="single" w:color="auto" w:sz="4"/>
+          <w:insideV w:val="single" w:color="auto" w:sz="4"/>
+        </w:tblBorders>
+      </w:tblPr>
+      <w:tblGrid>
+        <w:gridCol w:w="5500"/>
+        <w:gridCol w:w="5500"/>
+      </w:tblGrid>
+      <w:tr>
+        <w:tc>
+          <w:tcPr>
+            <w:tcW w:type="dxa" w:w="5500"/>
+            <w:tcBorders>
+              <w:top w:val="none" w:color="FFFFFF" w:sz="0"/>
+              <w:left w:val="none" w:color="FFFFFF" w:sz="0"/>
+              <w:bottom w:val="none" w:color="FFFFFF" w:sz="0"/>
+              <w:right w:val="none" w:color="FFFFFF" w:sz="0"/>
+            </w:tcBorders>
+            <w:tcMar>
+              <w:top w:type="dxa" w:w="40"/>
+              <w:left w:type="dxa" w:w="70"/>
+              <w:bottom w:type="dxa" w:w="60"/>
+              <w:right w:type="dxa" w:w="70"/>
+            </w:tcMar>
+          </w:tcPr>
+          <w:p>
+            <w:pPr>
+              <w:keepNext/>
+              <w:spacing w:after="120" w:before="60"/>
+              <w:jc w:val="center"/>
+            </w:pPr>
+            <w:r>
+              <w:drawing>
+                <wp:inline distT="0" distB="0" distL="0" distR="0">
+                  <wp:extent cx="3286125" cy="1885950"/>
+                  <wp:effectExtent t="0" r="0" b="0" l="0"/>
+                  <wp:docPr id="1" name="" descr="" title=""/>
+                  <wp:cNvGraphicFramePr>
+                    <a:graphicFrameLocks xmlns:a="http://schemas.openxmlformats.org/drawingml/2006/main" noChangeAspect="1"/>
+                  </wp:cNvGraphicFramePr>
+                  <a:graphic xmlns:a="http://schemas.openxmlformats.org/drawingml/2006/main">
+                    <a:graphicData uri="http://schemas.openxmlformats.org/drawingml/2006/picture">
+                      <pic:pic xmlns:pic="http://schemas.openxmlformats.org/drawingml/2006/picture">
+                        <pic:nvPicPr>
+                          <pic:cNvPr id="0" name="" descr=""/>
+                          <pic:cNvPicPr>
+                            <a:picLocks noChangeAspect="1" noChangeArrowheads="1"/>
+                          </pic:cNvPicPr>
+                        </pic:nvPicPr>
+                        <pic:blipFill>
+                          <a:blip r:embed="rId20" cstate="none"/>
+                          <a:srcRect/>
+                          <a:stretch>
+                            <a:fillRect/>
+                          </a:stretch>
+                        </pic:blipFill>
+                        <pic:spPr bwMode="auto">
+                          <a:xfrm>
+                            <a:off x="0" y="0"/>
+                            <a:ext cx="3286125" cy="1885950"/>
+                          </a:xfrm>
+                          <a:prstGeom prst="rect">
+                            <a:avLst/>
+                          </a:prstGeom>
+                        </pic:spPr>
+                      </pic:pic>
+                    </a:graphicData>
+                  </a:graphic>
+                </wp:inline>
+              </w:drawing>
+            </w:r>
+          </w:p>
+        </w:tc>
+        <w:tc>
+          <w:tcPr>
+            <w:tcW w:type="dxa" w:w="5500"/>
+            <w:tcBorders>
+              <w:top w:val="none" w:color="FFFFFF" w:sz="0"/>
+              <w:left w:val="none" w:color="FFFFFF" w:sz="0"/>
+              <w:bottom w:val="none" w:color="FFFFFF" w:sz="0"/>
+              <w:right w:val="none" w:color="FFFFFF" w:sz="0"/>
+            </w:tcBorders>
+            <w:tcMar>
+              <w:top w:type="dxa" w:w="40"/>
+              <w:left w:type="dxa" w:w="70"/>
+              <w:bottom w:type="dxa" w:w="60"/>
+              <w:right w:type="dxa" w:w="70"/>
+            </w:tcMar>
+          </w:tcPr>
+          <w:p>
+            <w:pPr>
+              <w:spacing w:after="70" w:line="270"/>
+            </w:pPr>
+            <w:r>
+              <w:rPr>
+                <w:rFonts w:ascii="Arial" w:cs="Arial" w:eastAsia="Arial" w:hAnsi="Arial"/>
+                <w:color w:val="27251F"/>
+                <w:sz w:val="21"/>
+                <w:szCs w:val="21"/>
+              </w:rPr>
+              <w:t xml:space="preserve">How the size of the watch list has trended over time.</w:t>
+            </w:r>
+          </w:p>
+        </w:tc>
+      </w:tr>
+    </w:tbl>
+    <w:p>
+      <w:pPr>
+        <w:spacing w:after="30"/>
       </w:pPr>
       <w:r>
         <w:rPr>
@@ -803,7 +1190,15 @@
           <w:sz w:val="21"/>
           <w:szCs w:val="21"/>
         </w:rPr>
-        <w:t xml:space="preserve">Only the highest-risk (4-5 star) employees, grouped by store.</w:t>
+        <w:t xml:space="preserve"/>
+      </w:r>
+    </w:p>
+    <w:p>
+      <w:pPr>
+        <w:pStyle w:val="Heading2"/>
+      </w:pPr>
+      <w:r>
+        <w:t xml:space="preserve">Step 7 - Who needs attention first?</w:t>
       </w:r>
     </w:p>
     <w:p>
@@ -815,170 +1210,7 @@
       <w:r>
         <w:drawing>
           <wp:inline distT="0" distB="0" distL="0" distR="0">
-            <wp:extent cx="5715000" cy="3276600"/>
-            <wp:effectExtent t="0" r="0" b="0" l="0"/>
-            <wp:docPr id="1" name="" descr="" title=""/>
-            <wp:cNvGraphicFramePr>
-              <a:graphicFrameLocks xmlns:a="http://schemas.openxmlformats.org/drawingml/2006/main" noChangeAspect="1"/>
-            </wp:cNvGraphicFramePr>
-            <a:graphic xmlns:a="http://schemas.openxmlformats.org/drawingml/2006/main">
-              <a:graphicData uri="http://schemas.openxmlformats.org/drawingml/2006/picture">
-                <pic:pic xmlns:pic="http://schemas.openxmlformats.org/drawingml/2006/picture">
-                  <pic:nvPicPr>
-                    <pic:cNvPr id="0" name="" descr=""/>
-                    <pic:cNvPicPr>
-                      <a:picLocks noChangeAspect="1" noChangeArrowheads="1"/>
-                    </pic:cNvPicPr>
-                  </pic:nvPicPr>
-                  <pic:blipFill>
-                    <a:blip r:embed="rId19" cstate="none"/>
-                    <a:srcRect/>
-                    <a:stretch>
-                      <a:fillRect/>
-                    </a:stretch>
-                  </pic:blipFill>
-                  <pic:spPr bwMode="auto">
-                    <a:xfrm>
-                      <a:off x="0" y="0"/>
-                      <a:ext cx="5715000" cy="3276600"/>
-                    </a:xfrm>
-                    <a:prstGeom prst="rect">
-                      <a:avLst/>
-                    </a:prstGeom>
-                  </pic:spPr>
-                </pic:pic>
-              </a:graphicData>
-            </a:graphic>
-          </wp:inline>
-        </w:drawing>
-      </w:r>
-    </w:p>
-    <w:p>
-      <w:pPr>
-        <w:spacing w:after="90" w:line="290"/>
-      </w:pPr>
-      <w:r>
-        <w:rPr>
-          <w:rFonts w:ascii="Arial" w:cs="Arial" w:eastAsia="Arial" w:hAnsi="Arial"/>
-          <w:color w:val="27251F"/>
-          <w:sz w:val="21"/>
-          <w:szCs w:val="21"/>
-        </w:rPr>
-        <w:t xml:space="preserve">Watch-listed employees grouped by job title.</w:t>
-      </w:r>
-    </w:p>
-    <w:p>
-      <w:pPr>
-        <w:spacing w:after="90" w:line="290"/>
-      </w:pPr>
-      <w:r>
-        <w:rPr>
-          <w:rFonts w:ascii="Arial" w:cs="Arial" w:eastAsia="Arial" w:hAnsi="Arial"/>
-          <w:b/>
-          <w:bCs/>
-          <w:color w:val="27251F"/>
-          <w:sz w:val="21"/>
-          <w:szCs w:val="21"/>
-        </w:rPr>
-        <w:t xml:space="preserve">Then decide: </w:t>
-      </w:r>
-      <w:r>
-        <w:rPr>
-          <w:rFonts w:ascii="Arial" w:cs="Arial" w:eastAsia="Arial" w:hAnsi="Arial"/>
-          <w:color w:val="27251F"/>
-          <w:sz w:val="21"/>
-          <w:szCs w:val="21"/>
-        </w:rPr>
-        <w:t xml:space="preserve">start with the stores at the top of the high-risk chart and talk to their Operation Consultants.</w:t>
-      </w:r>
-    </w:p>
-    <w:p>
-      <w:pPr>
-        <w:pStyle w:val="Heading2"/>
-      </w:pPr>
-      <w:r>
-        <w:t xml:space="preserve">Step 6 - Is the watch list growing?</w:t>
-      </w:r>
-    </w:p>
-    <w:p>
-      <w:pPr>
-        <w:keepNext/>
-        <w:spacing w:after="120" w:before="60"/>
-        <w:jc w:val="center"/>
-      </w:pPr>
-      <w:r>
-        <w:drawing>
-          <wp:inline distT="0" distB="0" distL="0" distR="0">
-            <wp:extent cx="5715000" cy="3276600"/>
-            <wp:effectExtent t="0" r="0" b="0" l="0"/>
-            <wp:docPr id="1" name="" descr="" title=""/>
-            <wp:cNvGraphicFramePr>
-              <a:graphicFrameLocks xmlns:a="http://schemas.openxmlformats.org/drawingml/2006/main" noChangeAspect="1"/>
-            </wp:cNvGraphicFramePr>
-            <a:graphic xmlns:a="http://schemas.openxmlformats.org/drawingml/2006/main">
-              <a:graphicData uri="http://schemas.openxmlformats.org/drawingml/2006/picture">
-                <pic:pic xmlns:pic="http://schemas.openxmlformats.org/drawingml/2006/picture">
-                  <pic:nvPicPr>
-                    <pic:cNvPr id="0" name="" descr=""/>
-                    <pic:cNvPicPr>
-                      <a:picLocks noChangeAspect="1" noChangeArrowheads="1"/>
-                    </pic:cNvPicPr>
-                  </pic:nvPicPr>
-                  <pic:blipFill>
-                    <a:blip r:embed="rId20" cstate="none"/>
-                    <a:srcRect/>
-                    <a:stretch>
-                      <a:fillRect/>
-                    </a:stretch>
-                  </pic:blipFill>
-                  <pic:spPr bwMode="auto">
-                    <a:xfrm>
-                      <a:off x="0" y="0"/>
-                      <a:ext cx="5715000" cy="3276600"/>
-                    </a:xfrm>
-                    <a:prstGeom prst="rect">
-                      <a:avLst/>
-                    </a:prstGeom>
-                  </pic:spPr>
-                </pic:pic>
-              </a:graphicData>
-            </a:graphic>
-          </wp:inline>
-        </w:drawing>
-      </w:r>
-    </w:p>
-    <w:p>
-      <w:pPr>
-        <w:spacing w:after="90" w:line="290"/>
-      </w:pPr>
-      <w:r>
-        <w:rPr>
-          <w:rFonts w:ascii="Arial" w:cs="Arial" w:eastAsia="Arial" w:hAnsi="Arial"/>
-          <w:color w:val="27251F"/>
-          <w:sz w:val="21"/>
-          <w:szCs w:val="21"/>
-        </w:rPr>
-        <w:t xml:space="preserve">How the size of the watch list has trended over time.</w:t>
-      </w:r>
-    </w:p>
-    <w:p>
-      <w:pPr>
-        <w:pStyle w:val="Heading2"/>
-      </w:pPr>
-      <w:r>
-        <w:t xml:space="preserve">Step 7 - Who needs attention first?</w:t>
-      </w:r>
-    </w:p>
-    <w:p>
-      <w:pPr>
-        <w:keepNext/>
-        <w:spacing w:after="120" w:before="60"/>
-        <w:jc w:val="center"/>
-      </w:pPr>
-      <w:r>
-        <w:drawing>
-          <wp:inline distT="0" distB="0" distL="0" distR="0">
-            <wp:extent cx="5715000" cy="1762125"/>
+            <wp:extent cx="6953250" cy="2152650"/>
             <wp:effectExtent t="0" r="0" b="0" l="0"/>
             <wp:docPr id="1" name="" descr="" title=""/>
             <wp:cNvGraphicFramePr>
@@ -1003,7 +1235,7 @@
                   <pic:spPr bwMode="auto">
                     <a:xfrm>
                       <a:off x="0" y="0"/>
-                      <a:ext cx="5715000" cy="1762125"/>
+                      <a:ext cx="6953250" cy="2152650"/>
                     </a:xfrm>
                     <a:prstGeom prst="rect">
                       <a:avLst/>
@@ -1018,7 +1250,7 @@
     </w:p>
     <w:p>
       <w:pPr>
-        <w:spacing w:after="90" w:line="290"/>
+        <w:spacing w:after="70" w:line="270"/>
       </w:pPr>
       <w:r>
         <w:rPr>
@@ -1064,7 +1296,7 @@
       <w:r>
         <w:drawing>
           <wp:inline distT="0" distB="0" distL="0" distR="0">
-            <wp:extent cx="5715000" cy="2181225"/>
+            <wp:extent cx="6953250" cy="2657475"/>
             <wp:effectExtent t="0" r="0" b="0" l="0"/>
             <wp:docPr id="1" name="" descr="" title=""/>
             <wp:cNvGraphicFramePr>
@@ -1089,7 +1321,7 @@
                   <pic:spPr bwMode="auto">
                     <a:xfrm>
                       <a:off x="0" y="0"/>
-                      <a:ext cx="5715000" cy="2181225"/>
+                      <a:ext cx="6953250" cy="2657475"/>
                     </a:xfrm>
                     <a:prstGeom prst="rect">
                       <a:avLst/>
@@ -1104,7 +1336,7 @@
     </w:p>
     <w:p>
       <w:pPr>
-        <w:spacing w:after="90" w:line="290"/>
+        <w:spacing w:after="70" w:line="270"/>
       </w:pPr>
       <w:r>
         <w:rPr>
@@ -2108,7 +2340,7 @@
       <w:headerReference w:type="default" r:id="rId7"/>
       <w:footerReference w:type="default" r:id="rId8"/>
       <w:pgSz w:w="11906" w:h="16838" w:orient="portrait"/>
-      <w:pgMar w:top="1300" w:right="1250" w:bottom="1000" w:left="1250" w:header="708" w:footer="708" w:gutter="0"/>
+      <w:pgMar w:top="1500" w:right="432" w:bottom="994" w:left="432" w:header="706" w:footer="706" w:gutter="0"/>
       <w:pgNumType/>
       <w:docGrid w:linePitch="360"/>
     </w:sectPr>

--- a/docs/user-guide/en/pages/10-earlywarning.docx
+++ b/docs/user-guide/en/pages/10-earlywarning.docx
@@ -45,7 +45,7 @@
           <w:sz w:val="21"/>
           <w:szCs w:val="21"/>
         </w:rPr>
-        <w:t xml:space="preserve">Use this page to spot people who may be about to leave, before they actually do. It flags currently active employees who statistically resemble people who resigned in the past. Each employee gets a 1-5 star risk score built from several weighted signals. Higher stars mean higher predicted risk; employees above a threshold land on the High-Risk table and the fuller Watch List.</w:t>
+        <w:t xml:space="preserve">Use this page to spot people who may be about to leave, before they actually do. It flags currently active employees who statistically resemble people who resigned in the past. Each flagged employee gets a 1-5 star risk score built from several weighted signals; employees with no matching signal are not listed. Higher stars mean higher predicted risk. Everyone flagged counts as "watch-listed" (cards and charts); those at 4-5 stars appear in the High-Risk table and the rest (1-3 stars) in the Watch List table.</w:t>
       </w:r>
     </w:p>
     <w:p>
@@ -114,7 +114,7 @@
           <w:sz w:val="21"/>
           <w:szCs w:val="21"/>
         </w:rPr>
-        <w:t xml:space="preserve">Choosing a Store filters every chart and both tables to just that store. The Year/Months filter changes which snapshot in time the risk scores are calculated for. Because risk is about currently active employees, it is normally left on the latest period.</w:t>
+        <w:t xml:space="preserve">Choosing a Store or Job Title filters every card, chart and table to that selection. The Year/Months filter picks which monthly roster the risk scores are calculated on (the latest selected month). Because risk is about currently active employees, it is normally left on the latest period; the trend chart ignores it.</w:t>
       </w:r>
     </w:p>
     <w:p>
@@ -434,7 +434,7 @@
           <w:sz w:val="21"/>
           <w:szCs w:val="21"/>
         </w:rPr>
-        <w:t xml:space="preserve">High Risk (the people at 4-5 stars) first, then how many are still in their first 90 days.</w:t>
+        <w:t xml:space="preserve">High Risk (the people at 4-5 stars) first, then how many are still inside their role's new-hire window (90 days by default, 30-180 days by role). The fourth card shows the company-wide early-leave rate used as the baseline.</w:t>
       </w:r>
     </w:p>
     <w:p>
@@ -882,7 +882,7 @@
                 <w:sz w:val="21"/>
                 <w:szCs w:val="21"/>
               </w:rPr>
-              <w:t xml:space="preserve">Only the highest-risk (4-5 star) employees, grouped by store.</w:t>
+              <w:t xml:space="preserve">The 5 stores with the most highest-risk (4-5 star) employees.</w:t>
             </w:r>
           </w:p>
         </w:tc>
@@ -1173,7 +1173,7 @@
                 <w:sz w:val="21"/>
                 <w:szCs w:val="21"/>
               </w:rPr>
-              <w:t xml:space="preserve">How the size of the watch list has trended over time.</w:t>
+              <w:t xml:space="preserve">Two lines, the total watch list and the High Risk (4-5 star) count, for every available month. It ignores the Year/Months filter.</w:t>
             </w:r>
           </w:p>
         </w:tc>
@@ -1345,7 +1345,7 @@
           <w:sz w:val="21"/>
           <w:szCs w:val="21"/>
         </w:rPr>
-        <w:t xml:space="preserve">The Watch List: everyone above the risk threshold who is not already at 4-5 stars (those are in the High Risk table above, so no one is listed twice). It is sortable and searchable, with the same columns as the High-Risk table.</w:t>
+        <w:t xml:space="preserve">The Watch List: every flagged employee at 1-3 stars (those at 4-5 stars are in the High-Risk table above, so no one is listed twice). It is sortable and searchable (name, store, consultant, job title), with the same columns as the High-Risk table.</w:t>
       </w:r>
     </w:p>
     <w:p>
@@ -1367,7 +1367,7 @@
           <w:sz w:val="21"/>
           <w:szCs w:val="21"/>
         </w:rPr>
-        <w:t xml:space="preserve">Every flagged employee starts at 0 points and gains points for each risk factor below that applies to them. The total (the risk score) is then mapped to a 1-5 star rating. 4-5 stars is what the High-Risk table and charts use.</w:t>
+        <w:t xml:space="preserve">Every flagged employee starts at 0 points and gains points for each risk factor below that applies to them. The total (the risk score) is then mapped to a 1-5 star rating. 4-5 stars is what the High-Risk table and charts use. The history-based factors only use employees hired on or after 1 January 2026.</w:t>
       </w:r>
     </w:p>
     <w:tbl>
@@ -1932,7 +1932,7 @@
                 <w:sz w:val="19"/>
                 <w:szCs w:val="19"/>
               </w:rPr>
-              <w:t xml:space="preserve">1-3 points: tenure falls within the role's new-hire window (higher the closer to the end of it).</w:t>
+              <w:t xml:space="preserve">1-3 points: tenure falls within the role's new-hire window (30-180 days by role): under 40% of it elapsed = 1 point, 40-74% = 2, 75% or more = 3.</w:t>
             </w:r>
           </w:p>
         </w:tc>
@@ -1996,7 +1996,7 @@
                 <w:sz w:val="19"/>
                 <w:szCs w:val="19"/>
               </w:rPr>
-              <w:t xml:space="preserve">1-3 points: the store's 90-day early-leave rate is well above the company average.</w:t>
+              <w:t xml:space="preserve">1-3 points: the store's 90-day early-leave rate is well above the average store (1, 1.5 or 2 standard deviations above it).</w:t>
             </w:r>
           </w:p>
         </w:tc>
@@ -2060,7 +2060,7 @@
                 <w:sz w:val="19"/>
                 <w:szCs w:val="19"/>
               </w:rPr>
-              <w:t xml:space="preserve">1-3 points: the job title's 90-day early-leave rate is well above the company average.</w:t>
+              <w:t xml:space="preserve">1-3 points: the job title's 90-day early-leave rate is well above the average job title (1, 1.5 or 2 standard deviations above it).</w:t>
             </w:r>
           </w:p>
         </w:tc>
@@ -2124,7 +2124,7 @@
                 <w:sz w:val="19"/>
                 <w:szCs w:val="19"/>
               </w:rPr>
-              <w:t xml:space="preserve">1-2 points: tenure is approaching or inside the store's/role's historical peak resignation window.</w:t>
+              <w:t xml:space="preserve">1-2 points: tenure is approaching (1 point) or inside (2 points) the store's/role's historical peak resignation window, which only applies after the first 90 days.</w:t>
             </w:r>
           </w:p>
         </w:tc>
@@ -2188,7 +2188,7 @@
                 <w:sz w:val="19"/>
                 <w:szCs w:val="19"/>
               </w:rPr>
-              <w:t xml:space="preserve">1 point: the employee's gender group has a 90-day early-leave rate well above average.</w:t>
+              <w:t xml:space="preserve">1 point: the employee's gender group has a 90-day early-leave rate well above the average across gender groups.</w:t>
             </w:r>
           </w:p>
         </w:tc>
@@ -2252,7 +2252,7 @@
                 <w:sz w:val="19"/>
                 <w:szCs w:val="19"/>
               </w:rPr>
-              <w:t xml:space="preserve">1-2 points: the store's exit interviews show above-average negative sentiment.</w:t>
+              <w:t xml:space="preserve">1-2 points: the store's exit interviews (at least 3) show above-average negative answers (workload, fairness, communication, training).</w:t>
             </w:r>
           </w:p>
         </w:tc>
